--- a/dist/HO_SO_NOP/01_LUAN_AN/LUAN_AN_FULL_vi.docx
+++ b/dist/HO_SO_NOP/01_LUAN_AN/LUAN_AN_FULL_vi.docx
@@ -42090,7 +42090,7 @@
           <w:bCs/>
           <w:b/>
         </w:rPr>
-        <w:t xml:space="preserve">(6), 537-543.</w:t>
+        <w:t xml:space="preserve">(6), 537–543.</w:t>
       </w:r>
       <w:r>
         <w:t xml:space="preserve"> </w:t>
@@ -42141,7 +42141,7 @@
           <w:bCs/>
           <w:b/>
         </w:rPr>
-        <w:t xml:space="preserve">(1), 1-31.</w:t>
+        <w:t xml:space="preserve">(1), 1–31.</w:t>
       </w:r>
       <w:r>
         <w:t xml:space="preserve"> </w:t>
@@ -42192,7 +42192,7 @@
           <w:bCs/>
           <w:b/>
         </w:rPr>
-        <w:t xml:space="preserve">(5), 535-551.</w:t>
+        <w:t xml:space="preserve">(5), 535–551.</w:t>
       </w:r>
       <w:r>
         <w:t xml:space="preserve"> </w:t>
@@ -42243,7 +42243,7 @@
           <w:bCs/>
           <w:b/>
         </w:rPr>
-        <w:t xml:space="preserve">(3), 595-613.</w:t>
+        <w:t xml:space="preserve">(3), 595–613.</w:t>
       </w:r>
       <w:r>
         <w:t xml:space="preserve"> </w:t>
@@ -42341,7 +42341,7 @@
         <w:t xml:space="preserve">Eurasian Business Review, 14</w:t>
       </w:r>
       <w:r>
-        <w:t xml:space="preserve">(4), 881-915.</w:t>
+        <w:t xml:space="preserve">(4), 881–915.</w:t>
       </w:r>
     </w:p>
     <w:p>
@@ -42383,7 +42383,7 @@
         <w:t xml:space="preserve">Journal of International Business Studies, 50</w:t>
       </w:r>
       <w:r>
-        <w:t xml:space="preserve">(8), 1372-1387.</w:t>
+        <w:t xml:space="preserve">(8), 1372–1387.</w:t>
       </w:r>
     </w:p>
     <w:p>
@@ -42425,7 +42425,7 @@
         <w:t xml:space="preserve">IEEE Transactions on Engineering Management, 71</w:t>
       </w:r>
       <w:r>
-        <w:t xml:space="preserve">, 1-14.</w:t>
+        <w:t xml:space="preserve">, 1–14.</w:t>
       </w:r>
     </w:p>
     <w:p>
@@ -42446,7 +42446,7 @@
         <w:t xml:space="preserve">Managerial and Decision Economics, 43</w:t>
       </w:r>
       <w:r>
-        <w:t xml:space="preserve">(5), 1706-1720.</w:t>
+        <w:t xml:space="preserve">(5), 1706–1720.</w:t>
       </w:r>
     </w:p>
     <w:p>
@@ -42467,7 +42467,7 @@
         <w:t xml:space="preserve">Journal of World Business, 53</w:t>
       </w:r>
       <w:r>
-        <w:t xml:space="preserve">(2), 209-221.</w:t>
+        <w:t xml:space="preserve">(2), 209–221.</w:t>
       </w:r>
     </w:p>
     <w:p>
@@ -42523,7 +42523,7 @@
           <w:bCs/>
           <w:b/>
         </w:rPr>
-        <w:t xml:space="preserve">(1), 56-83.</w:t>
+        <w:t xml:space="preserve">(1), 56–83.</w:t>
       </w:r>
       <w:r>
         <w:t xml:space="preserve"> </w:t>
@@ -42560,7 +42560,7 @@
         <w:t xml:space="preserve">Journal of International Marketing, 29</w:t>
       </w:r>
       <w:r>
-        <w:t xml:space="preserve">(1), 57-76.</w:t>
+        <w:t xml:space="preserve">(1), 57–76.</w:t>
       </w:r>
     </w:p>
     <w:p>
@@ -42581,7 +42581,7 @@
         <w:t xml:space="preserve">Global Strategy Journal, 11</w:t>
       </w:r>
       <w:r>
-        <w:t xml:space="preserve">(1), 58-80.</w:t>
+        <w:t xml:space="preserve">(1), 58–80.</w:t>
       </w:r>
     </w:p>
     <w:p>
@@ -42602,7 +42602,7 @@
         <w:t xml:space="preserve">Journal of Business Research, 122</w:t>
       </w:r>
       <w:r>
-        <w:t xml:space="preserve">, 889-901.</w:t>
+        <w:t xml:space="preserve">, 889–901.</w:t>
       </w:r>
     </w:p>
     <w:p>
@@ -42637,7 +42637,7 @@
           <w:bCs/>
           <w:b/>
         </w:rPr>
-        <w:t xml:space="preserve">(4), 754-799.</w:t>
+        <w:t xml:space="preserve">(4), 754–799.</w:t>
       </w:r>
       <w:r>
         <w:t xml:space="preserve"> </w:t>
@@ -42706,7 +42706,7 @@
           <w:bCs/>
           <w:b/>
         </w:rPr>
-        <w:t xml:space="preserve">(13), 2305-2341.</w:t>
+        <w:t xml:space="preserve">(13), 2305–2341.</w:t>
       </w:r>
       <w:r>
         <w:t xml:space="preserve"> </w:t>
@@ -42757,7 +42757,7 @@
           <w:bCs/>
           <w:b/>
         </w:rPr>
-        <w:t xml:space="preserve">(2), 1-17.</w:t>
+        <w:t xml:space="preserve">(2), 1–17.</w:t>
       </w:r>
       <w:r>
         <w:t xml:space="preserve"> </w:t>
@@ -42804,7 +42804,7 @@
         <w:t xml:space="preserve">Journal of World Business, 47</w:t>
       </w:r>
       <w:r>
-        <w:t xml:space="preserve">(1), 73-80.</w:t>
+        <w:t xml:space="preserve">(1), 73–80.</w:t>
       </w:r>
     </w:p>
     <w:p>
@@ -42825,7 +42825,7 @@
         <w:t xml:space="preserve">Emerging Markets Finance and Trade, 55</w:t>
       </w:r>
       <w:r>
-        <w:t xml:space="preserve">(7), 1455-1471.</w:t>
+        <w:t xml:space="preserve">(7), 1455–1471.</w:t>
       </w:r>
     </w:p>
     <w:p>
@@ -42909,7 +42909,7 @@
         <w:t xml:space="preserve">Journal of International Management, 19</w:t>
       </w:r>
       <w:r>
-        <w:t xml:space="preserve">(2), 118-137.</w:t>
+        <w:t xml:space="preserve">(2), 118–137.</w:t>
       </w:r>
     </w:p>
     <w:p>
@@ -42961,7 +42961,7 @@
         <w:t xml:space="preserve">International Journal of Emerging Markets, 17</w:t>
       </w:r>
       <w:r>
-        <w:t xml:space="preserve">(4), 1085-1106.</w:t>
+        <w:t xml:space="preserve">(4), 1085–1106.</w:t>
       </w:r>
     </w:p>
     <w:p>
@@ -42982,7 +42982,7 @@
         <w:t xml:space="preserve">Journal of Financial and Quantitative Analysis, 46</w:t>
       </w:r>
       <w:r>
-        <w:t xml:space="preserve">(6), 1545-1580.</w:t>
+        <w:t xml:space="preserve">(6), 1545–1580.</w:t>
       </w:r>
     </w:p>
     <w:p>
@@ -43075,7 +43075,7 @@
         <w:t xml:space="preserve">Strategic Management Journal, 22</w:t>
       </w:r>
       <w:r>
-        <w:t xml:space="preserve">(6-7), 565-586.</w:t>
+        <w:t xml:space="preserve">(6-7), 565–586.</w:t>
       </w:r>
     </w:p>
     <w:p>
@@ -43096,7 +43096,7 @@
         <w:t xml:space="preserve">Journal of Business Research, 138</w:t>
       </w:r>
       <w:r>
-        <w:t xml:space="preserve">, 280-294.</w:t>
+        <w:t xml:space="preserve">, 280–294.</w:t>
       </w:r>
     </w:p>
     <w:p>
@@ -43117,7 +43117,7 @@
         <w:t xml:space="preserve">Journal of World Business, 43</w:t>
       </w:r>
       <w:r>
-        <w:t xml:space="preserve">(4), 475-485.</w:t>
+        <w:t xml:space="preserve">(4), 475–485.</w:t>
       </w:r>
     </w:p>
     <w:p>
@@ -43257,7 +43257,7 @@
           <w:bCs/>
           <w:b/>
         </w:rPr>
-        <w:t xml:space="preserve">(4), 678-693.</w:t>
+        <w:t xml:space="preserve">(4), 678–693.</w:t>
       </w:r>
       <w:r>
         <w:t xml:space="preserve"> </w:t>
@@ -43328,7 +43328,7 @@
         <w:t xml:space="preserve">Tạp chí Kinh tế và Phát triển, 311</w:t>
       </w:r>
       <w:r>
-        <w:t xml:space="preserve">, 24-38.</w:t>
+        <w:t xml:space="preserve">, 24–38.</w:t>
       </w:r>
     </w:p>
     <w:p>
@@ -45029,7 +45029,7 @@
         <w:t xml:space="preserve"> </w:t>
       </w:r>
       <w:r>
-        <w:t xml:space="preserve">(March 2026, Special Section, pp. 38-43). Asian Development Bank.</w:t>
+        <w:t xml:space="preserve">(March 2026, Special Section, pp. 38–43). Asian Development Bank.</w:t>
       </w:r>
     </w:p>
     <w:p>
@@ -45116,7 +45116,7 @@
           <w:bCs/>
           <w:b/>
         </w:rPr>
-        <w:t xml:space="preserve">(1), 47-65.</w:t>
+        <w:t xml:space="preserve">(1), 47–65.</w:t>
       </w:r>
       <w:r>
         <w:t xml:space="preserve"> </w:t>
@@ -45404,7 +45404,7 @@
         <w:t xml:space="preserve">Review of Economic Studies, 81</w:t>
       </w:r>
       <w:r>
-        <w:t xml:space="preserve">(2), 572-607. https://doi.org/10.1093/restud/rdt046</w:t>
+        <w:t xml:space="preserve">(2), 572–607. https://doi.org/10.1093/restud/rdt046</w:t>
       </w:r>
     </w:p>
     <w:p>
@@ -45425,7 +45425,7 @@
         <w:t xml:space="preserve">Journal of Management, 17</w:t>
       </w:r>
       <w:r>
-        <w:t xml:space="preserve">(1), 99-120. https://doi.org/10.1177/014920639101700108</w:t>
+        <w:t xml:space="preserve">(1), 99–120. https://doi.org/10.1177/014920639101700108</w:t>
       </w:r>
     </w:p>
     <w:p>
@@ -45446,7 +45446,7 @@
         <w:t xml:space="preserve">Management International Review, 47</w:t>
       </w:r>
       <w:r>
-        <w:t xml:space="preserve">(3), 319-347. https://doi.org/10.1007/s11575-007-0019-z</w:t>
+        <w:t xml:space="preserve">(3), 319–347. https://doi.org/10.1007/s11575-007-0019-z</w:t>
       </w:r>
     </w:p>
     <w:p>
@@ -45467,7 +45467,7 @@
         <w:t xml:space="preserve">Biometrics, 50</w:t>
       </w:r>
       <w:r>
-        <w:t xml:space="preserve">(4), 1088-1101. https://doi.org/10.2307/2533446</w:t>
+        <w:t xml:space="preserve">(4), 1088–1101. https://doi.org/10.2307/2533446</w:t>
       </w:r>
     </w:p>
     <w:p>
@@ -45488,7 +45488,7 @@
         <w:t xml:space="preserve">Asia Pacific Viewpoint, 47</w:t>
       </w:r>
       <w:r>
-        <w:t xml:space="preserve">(1), 1-13. https://doi.org/10.1111/j.1467-8373.2006.00297.x</w:t>
+        <w:t xml:space="preserve">(1), 1–13. https://doi.org/10.1111/j.1467-8373.2006.00297.x</w:t>
       </w:r>
     </w:p>
     <w:p>
@@ -45530,7 +45530,7 @@
         <w:t xml:space="preserve">American Economic Journal: Macroeconomics, 13</w:t>
       </w:r>
       <w:r>
-        <w:t xml:space="preserve">(1), 333-372. https://doi.org/10.1257/mac.20180386</w:t>
+        <w:t xml:space="preserve">(1), 333–372. https://doi.org/10.1257/mac.20180386</w:t>
       </w:r>
     </w:p>
     <w:p>
@@ -45551,7 +45551,7 @@
         <w:t xml:space="preserve">Journal of International Business Studies, 38</w:t>
       </w:r>
       <w:r>
-        <w:t xml:space="preserve">(4), 499-518. https://doi.org/10.1057/palgrave.jibs.8400277</w:t>
+        <w:t xml:space="preserve">(4), 499–518. https://doi.org/10.1057/palgrave.jibs.8400277</w:t>
       </w:r>
     </w:p>
     <w:p>
@@ -45572,7 +45572,7 @@
         <w:t xml:space="preserve">Administrative Science Quarterly, 35</w:t>
       </w:r>
       <w:r>
-        <w:t xml:space="preserve">(1), 128-152. https://doi.org/10.2307/2393553</w:t>
+        <w:t xml:space="preserve">(1), 128–152. https://doi.org/10.2307/2393553</w:t>
       </w:r>
     </w:p>
     <w:p>
@@ -45596,7 +45596,7 @@
         <w:t xml:space="preserve"> </w:t>
       </w:r>
       <w:r>
-        <w:t xml:space="preserve">(Vol. 2, pp. 259-286). Emerald.</w:t>
+        <w:t xml:space="preserve">(Vol. 2, pp. 259–286). Emerald.</w:t>
       </w:r>
     </w:p>
     <w:p>
@@ -45638,7 +45638,7 @@
         <w:t xml:space="preserve">Journal of International Economics, 111</w:t>
       </w:r>
       <w:r>
-        <w:t xml:space="preserve">, 177-189. https://doi.org/10.1016/j.jinteco.2018.01.008</w:t>
+        <w:t xml:space="preserve">, 177–189. https://doi.org/10.1016/j.jinteco.2018.01.008</w:t>
       </w:r>
     </w:p>
     <w:p>
@@ -45659,7 +45659,7 @@
         <w:t xml:space="preserve">Biometrics, 56</w:t>
       </w:r>
       <w:r>
-        <w:t xml:space="preserve">(2), 455-463. https://doi.org/10.1111/j.0006-341X.2000.00455.x</w:t>
+        <w:t xml:space="preserve">(2), 455–463. https://doi.org/10.1111/j.0006-341X.2000.00455.x</w:t>
       </w:r>
     </w:p>
     <w:p>
@@ -45680,7 +45680,7 @@
         <w:t xml:space="preserve">Journal of International Business Studies, 51</w:t>
       </w:r>
       <w:r>
-        <w:t xml:space="preserve">(9), 1609-1620. https://doi.org/10.1057/s41267-020-00374-2</w:t>
+        <w:t xml:space="preserve">(9), 1609–1620. https://doi.org/10.1057/s41267-020-00374-2</w:t>
       </w:r>
     </w:p>
     <w:p>
@@ -45701,7 +45701,7 @@
         <w:t xml:space="preserve">British Medical Journal, 315</w:t>
       </w:r>
       <w:r>
-        <w:t xml:space="preserve">(7109), 629-634. https://doi.org/10.1136/bmj.315.7109.629</w:t>
+        <w:t xml:space="preserve">(7109), 629–634. https://doi.org/10.1136/bmj.315.7109.629</w:t>
       </w:r>
     </w:p>
     <w:p>
@@ -45722,7 +45722,7 @@
         <w:t xml:space="preserve">Strategic Management Journal, 37</w:t>
       </w:r>
       <w:r>
-        <w:t xml:space="preserve">(7), 1177-1195. https://doi.org/10.1002/smj.2399</w:t>
+        <w:t xml:space="preserve">(7), 1177–1195. https://doi.org/10.1002/smj.2399</w:t>
       </w:r>
     </w:p>
     <w:p>
@@ -45764,7 +45764,7 @@
         <w:t xml:space="preserve">Management International Review, 47</w:t>
       </w:r>
       <w:r>
-        <w:t xml:space="preserve">(3), 423-452. https://doi.org/10.1007/s11575-007-0022-4</w:t>
+        <w:t xml:space="preserve">(3), 423–452. https://doi.org/10.1007/s11575-007-0022-4</w:t>
       </w:r>
     </w:p>
     <w:p>
@@ -45785,7 +45785,7 @@
         <w:t xml:space="preserve">Academy of Management Journal, 40</w:t>
       </w:r>
       <w:r>
-        <w:t xml:space="preserve">(4), 767-798. https://doi.org/10.2307/256948</w:t>
+        <w:t xml:space="preserve">(4), 767–798. https://doi.org/10.2307/256948</w:t>
       </w:r>
     </w:p>
     <w:p>
@@ -45806,7 +45806,7 @@
         <w:t xml:space="preserve">Quarterly Journal of Economics, 124</w:t>
       </w:r>
       <w:r>
-        <w:t xml:space="preserve">(4), 1403-1448. https://doi.org/10.1162/qjec.2009.124.4.1403</w:t>
+        <w:t xml:space="preserve">(4), 1403–1448. https://doi.org/10.1162/qjec.2009.124.4.1403</w:t>
       </w:r>
     </w:p>
     <w:p>
@@ -45827,7 +45827,7 @@
         <w:t xml:space="preserve">Multinational Business Review, 11</w:t>
       </w:r>
       <w:r>
-        <w:t xml:space="preserve">(3), 23-49. https://doi.org/10.1108/1525383X200300015</w:t>
+        <w:t xml:space="preserve">(3), 23–49. https://doi.org/10.1108/1525383X200300015</w:t>
       </w:r>
     </w:p>
     <w:p>
@@ -45848,7 +45848,7 @@
         <w:t xml:space="preserve">Journal of World Business, 48</w:t>
       </w:r>
       <w:r>
-        <w:t xml:space="preserve">(1), 1-12. https://doi.org/10.1016/j.jwb.2012.06.001</w:t>
+        <w:t xml:space="preserve">(1), 1–12. https://doi.org/10.1016/j.jwb.2012.06.001</w:t>
       </w:r>
     </w:p>
     <w:p>
@@ -45869,7 +45869,7 @@
         <w:t xml:space="preserve">Journal of International Business Studies, 8</w:t>
       </w:r>
       <w:r>
-        <w:t xml:space="preserve">(1), 23-32. https://doi.org/10.1057/palgrave.jibs.8490676</w:t>
+        <w:t xml:space="preserve">(1), 23–32. https://doi.org/10.1057/palgrave.jibs.8490676</w:t>
       </w:r>
     </w:p>
     <w:p>
@@ -45890,7 +45890,7 @@
         <w:t xml:space="preserve">Journal of International Business Studies, 51</w:t>
       </w:r>
       <w:r>
-        <w:t xml:space="preserve">(4), 577-622. https://doi.org/10.1057/s41267-020-00304-2</w:t>
+        <w:t xml:space="preserve">(4), 577–622. https://doi.org/10.1057/s41267-020-00304-2</w:t>
       </w:r>
     </w:p>
     <w:p>
@@ -45911,7 +45911,7 @@
         <w:t xml:space="preserve">Strategic Management Journal, 37</w:t>
       </w:r>
       <w:r>
-        <w:t xml:space="preserve">(6), 1154-1173. https://doi.org/10.1002/smj.2379</w:t>
+        <w:t xml:space="preserve">(6), 1154–1173. https://doi.org/10.1002/smj.2379</w:t>
       </w:r>
     </w:p>
     <w:p>
@@ -45953,7 +45953,7 @@
         <w:t xml:space="preserve">Journal of International Business Studies, 35</w:t>
       </w:r>
       <w:r>
-        <w:t xml:space="preserve">(2), 124-141. https://doi.org/10.1057/palgrave.jibs.8400071</w:t>
+        <w:t xml:space="preserve">(2), 124–141. https://doi.org/10.1057/palgrave.jibs.8400071</w:t>
       </w:r>
     </w:p>
     <w:p>
@@ -45974,7 +45974,7 @@
         <w:t xml:space="preserve">Journal of Economic Perspectives, 28</w:t>
       </w:r>
       <w:r>
-        <w:t xml:space="preserve">(3), 109-126. https://doi.org/10.1257/jep.28.3.109</w:t>
+        <w:t xml:space="preserve">(3), 109–126. https://doi.org/10.1257/jep.28.3.109</w:t>
       </w:r>
     </w:p>
     <w:p>
@@ -45995,7 +45995,7 @@
         <w:t xml:space="preserve">World Development, 20</w:t>
       </w:r>
       <w:r>
-        <w:t xml:space="preserve">(2), 165-186. https://doi.org/10.1016/0305-750X(92)90097-F</w:t>
+        <w:t xml:space="preserve">(2), 165–186. https://doi.org/10.1016/0305-750X(92)90097-F</w:t>
       </w:r>
     </w:p>
     <w:p>
@@ -46037,7 +46037,7 @@
         <w:t xml:space="preserve">Oxford Bulletin of Economics and Statistics, 72</w:t>
       </w:r>
       <w:r>
-        <w:t xml:space="preserve">(1), 109-118. https://doi.org/10.1111/j.1468-0084.2009.00569.x</w:t>
+        <w:t xml:space="preserve">(1), 109–118. https://doi.org/10.1111/j.1468-0084.2009.00569.x</w:t>
       </w:r>
     </w:p>
     <w:p>
@@ -46058,7 +46058,7 @@
         <w:t xml:space="preserve">The American Statistician, 54</w:t>
       </w:r>
       <w:r>
-        <w:t xml:space="preserve">(3), 217-224. https://doi.org/10.1080/00031305.2000.10474549</w:t>
+        <w:t xml:space="preserve">(3), 217–224. https://doi.org/10.1080/00031305.2000.10474549</w:t>
       </w:r>
     </w:p>
     <w:p>
@@ -46079,7 +46079,7 @@
         <w:t xml:space="preserve">Academy of Management Journal, 47</w:t>
       </w:r>
       <w:r>
-        <w:t xml:space="preserve">(4), 598-609. https://doi.org/10.2307/20159604</w:t>
+        <w:t xml:space="preserve">(4), 598–609. https://doi.org/10.2307/20159604</w:t>
       </w:r>
     </w:p>
     <w:p>
@@ -46100,7 +46100,7 @@
         <w:t xml:space="preserve">Journal of Econometrics, 29</w:t>
       </w:r>
       <w:r>
-        <w:t xml:space="preserve">(3), 305-325. https://doi.org/10.1016/0304-4076(85)90158-7</w:t>
+        <w:t xml:space="preserve">(3), 305–325. https://doi.org/10.1016/0304-4076(85)90158-7</w:t>
       </w:r>
     </w:p>
     <w:p>
@@ -46121,7 +46121,7 @@
         <w:t xml:space="preserve">Review of Economic Studies, 80</w:t>
       </w:r>
       <w:r>
-        <w:t xml:space="preserve">(2), 711-744. https://doi.org/10.1093/restud/rds036</w:t>
+        <w:t xml:space="preserve">(2), 711–744. https://doi.org/10.1093/restud/rds036</w:t>
       </w:r>
     </w:p>
     <w:p>
@@ -46142,7 +46142,7 @@
         <w:t xml:space="preserve">Journal of Management, 42</w:t>
       </w:r>
       <w:r>
-        <w:t xml:space="preserve">(5), 1075-1110. https://doi.org/10.1177/0149206315624963</w:t>
+        <w:t xml:space="preserve">(5), 1075–1110. https://doi.org/10.1177/0149206315624963</w:t>
       </w:r>
     </w:p>
     <w:p>
@@ -46163,7 +46163,7 @@
         <w:t xml:space="preserve">Journal of International Business Studies, 48</w:t>
       </w:r>
       <w:r>
-        <w:t xml:space="preserve">(5), 535-551. https://doi.org/10.1057/s41267-017-0078-8</w:t>
+        <w:t xml:space="preserve">(5), 535–551. https://doi.org/10.1057/s41267-017-0078-8</w:t>
       </w:r>
     </w:p>
     <w:p>
@@ -46205,7 +46205,7 @@
         <w:t xml:space="preserve">Criminology, 36</w:t>
       </w:r>
       <w:r>
-        <w:t xml:space="preserve">(4), 859-866. https://doi.org/10.1111/j.1745-9125.1998.tb01268.x</w:t>
+        <w:t xml:space="preserve">(4), 859–866. https://doi.org/10.1111/j.1745-9125.1998.tb01268.x</w:t>
       </w:r>
     </w:p>
     <w:p>
@@ -46226,7 +46226,7 @@
         <w:t xml:space="preserve">Journal of Management, 39</w:t>
       </w:r>
       <w:r>
-        <w:t xml:space="preserve">(2), 313-338. https://doi.org/10.1177/0149206311410060</w:t>
+        <w:t xml:space="preserve">(2), 313–338. https://doi.org/10.1177/0149206311410060</w:t>
       </w:r>
     </w:p>
     <w:p>
@@ -46247,7 +46247,7 @@
         <w:t xml:space="preserve">Academy of Management Journal, 58</w:t>
       </w:r>
       <w:r>
-        <w:t xml:space="preserve">(5), 1546-1571. https://doi.org/10.5465/amj.2013.0319</w:t>
+        <w:t xml:space="preserve">(5), 1546–1571. https://doi.org/10.5465/amj.2013.0319</w:t>
       </w:r>
     </w:p>
     <w:p>
@@ -46268,7 +46268,7 @@
         <w:t xml:space="preserve">International Business Review, 7</w:t>
       </w:r>
       <w:r>
-        <w:t xml:space="preserve">(3), 315-321. https://doi.org/10.1016/S0969-5931(98)00013-4</w:t>
+        <w:t xml:space="preserve">(3), 315–321. https://doi.org/10.1016/S0969-5931(98)00013-4</w:t>
       </w:r>
     </w:p>
     <w:p>
@@ -46289,7 +46289,7 @@
         <w:t xml:space="preserve">Journal of Management, 35</w:t>
       </w:r>
       <w:r>
-        <w:t xml:space="preserve">(3), 718-804. https://doi.org/10.1177/0149206308330560</w:t>
+        <w:t xml:space="preserve">(3), 718–804. https://doi.org/10.1177/0149206308330560</w:t>
       </w:r>
     </w:p>
     <w:p>
@@ -46310,7 +46310,7 @@
         <w:t xml:space="preserve">Research Synthesis Methods, 8</w:t>
       </w:r>
       <w:r>
-        <w:t xml:space="preserve">(4), 537-553. https://doi.org/10.1002/jrsm.1260</w:t>
+        <w:t xml:space="preserve">(4), 537–553. https://doi.org/10.1002/jrsm.1260</w:t>
       </w:r>
     </w:p>
     <w:p>
@@ -46331,7 +46331,7 @@
         <w:t xml:space="preserve">Academy of Management Journal, 39</w:t>
       </w:r>
       <w:r>
-        <w:t xml:space="preserve">(1), 179-196. https://doi.org/10.2307/256635</w:t>
+        <w:t xml:space="preserve">(1), 179–196. https://doi.org/10.2307/256635</w:t>
       </w:r>
     </w:p>
     <w:p>
@@ -46352,7 +46352,7 @@
         <w:t xml:space="preserve">Strategic Management Journal, 28</w:t>
       </w:r>
       <w:r>
-        <w:t xml:space="preserve">(13), 1319-1350. https://doi.org/10.1002/smj.640</w:t>
+        <w:t xml:space="preserve">(13), 1319–1350. https://doi.org/10.1002/smj.640</w:t>
       </w:r>
     </w:p>
     <w:p>
@@ -46373,7 +46373,7 @@
         <w:t xml:space="preserve">Strategic Management Journal, 18</w:t>
       </w:r>
       <w:r>
-        <w:t xml:space="preserve">(7), 509-533. https://doi.org/10.1002/smj.4250180702</w:t>
+        <w:t xml:space="preserve">(7), 509–533. https://doi.org/10.1002/smj.4250180702</w:t>
       </w:r>
     </w:p>
     <w:p>
@@ -46394,7 +46394,7 @@
         <w:t xml:space="preserve">Human Resource Development Review, 4</w:t>
       </w:r>
       <w:r>
-        <w:t xml:space="preserve">(3), 356-367. https://doi.org/10.1177/1534484305278283</w:t>
+        <w:t xml:space="preserve">(3), 356–367. https://doi.org/10.1177/1534484305278283</w:t>
       </w:r>
     </w:p>
     <w:p>
@@ -46436,7 +46436,7 @@
         <w:t xml:space="preserve">The World Economy, 30</w:t>
       </w:r>
       <w:r>
-        <w:t xml:space="preserve">(1), 60-82. https://doi.org/10.1111/j.1467-9701.2007.00872.x</w:t>
+        <w:t xml:space="preserve">(1), 60–82. https://doi.org/10.1111/j.1467-9701.2007.00872.x</w:t>
       </w:r>
     </w:p>
     <w:p>
@@ -46481,7 +46481,7 @@
         <w:t xml:space="preserve">Academy of Management Journal, 38</w:t>
       </w:r>
       <w:r>
-        <w:t xml:space="preserve">(2), 341-363. https://doi.org/10.2307/256411</w:t>
+        <w:t xml:space="preserve">(2), 341–363. https://doi.org/10.2307/256411</w:t>
       </w:r>
     </w:p>
     <w:p>
@@ -46777,7 +46777,7 @@
         <w:t xml:space="preserve">European Journal of Development Research, 33</w:t>
       </w:r>
       <w:r>
-        <w:t xml:space="preserve">(2), 304-329. https://doi.org/10.1057/s41287-021-00364-6</w:t>
+        <w:t xml:space="preserve">(2), 304–329. https://doi.org/10.1057/s41287-021-00364-6</w:t>
       </w:r>
     </w:p>
     <w:p>
@@ -46798,7 +46798,7 @@
         <w:t xml:space="preserve">Journal of Management Studies, 57</w:t>
       </w:r>
       <w:r>
-        <w:t xml:space="preserve">(1), 1-24. https://doi.org/10.1111/joms.12526</w:t>
+        <w:t xml:space="preserve">(1), 1–24. https://doi.org/10.1111/joms.12526</w:t>
       </w:r>
     </w:p>
     <w:p>
@@ -46819,7 +46819,7 @@
         <w:t xml:space="preserve">Advances in Methods and Practices in Psychological Science, 1</w:t>
       </w:r>
       <w:r>
-        <w:t xml:space="preserve">(2), 259-269. https://doi.org/10.1177/2515245918770963</w:t>
+        <w:t xml:space="preserve">(2), 259–269. https://doi.org/10.1177/2515245918770963</w:t>
       </w:r>
     </w:p>
     <w:p>
@@ -46861,7 +46861,7 @@
         <w:t xml:space="preserve">Strategic Management Journal, 21</w:t>
       </w:r>
       <w:r>
-        <w:t xml:space="preserve">(10-11), 1105-1121. https://doi.org/10.1002/smj.118</w:t>
+        <w:t xml:space="preserve">(10-11), 1105–1121. https://doi.org/10.1002/smj.118</w:t>
       </w:r>
     </w:p>
     <w:p>
@@ -46882,7 +46882,7 @@
         <w:t xml:space="preserve">Global Strategy Journal, 2</w:t>
       </w:r>
       <w:r>
-        <w:t xml:space="preserve">(2), 108-121. https://doi.org/10.1111/j.2042-5805.2012.01028.x</w:t>
+        <w:t xml:space="preserve">(2), 108–121. https://doi.org/10.1111/j.2042-5805.2012.01028.x</w:t>
       </w:r>
     </w:p>
     <w:p>
@@ -46903,7 +46903,7 @@
         <w:t xml:space="preserve">Econometrica, 71</w:t>
       </w:r>
       <w:r>
-        <w:t xml:space="preserve">(6), 1695-1725. https://doi.org/10.1111/1468-0262.00467</w:t>
+        <w:t xml:space="preserve">(6), 1695–1725. https://doi.org/10.1111/1468-0262.00467</w:t>
       </w:r>
     </w:p>
     <w:p>
@@ -46945,7 +46945,7 @@
         <w:t xml:space="preserve">Journal of Management, 46</w:t>
       </w:r>
       <w:r>
-        <w:t xml:space="preserve">(7), 1244-1256. https://doi.org/10.1177/0149206319846272</w:t>
+        <w:t xml:space="preserve">(7), 1244–1256. https://doi.org/10.1177/0149206319846272</w:t>
       </w:r>
     </w:p>
     <w:p>
@@ -48801,7 +48801,7 @@
         <w:t xml:space="preserve">Journal of International Business Studies, 49</w:t>
       </w:r>
       <w:r>
-        <w:t xml:space="preserve">(7), 832-857. https://doi.org/10.1057/s41267-017-0117-9</w:t>
+        <w:t xml:space="preserve">(7), 832–857. https://doi.org/10.1057/s41267-017-0117-9</w:t>
       </w:r>
     </w:p>
     <w:p>
@@ -48864,7 +48864,7 @@
         <w:t xml:space="preserve">Pakistan Journal of Commerce and Social Sciences, 10</w:t>
       </w:r>
       <w:r>
-        <w:t xml:space="preserve">(1), 76-90.</w:t>
+        <w:t xml:space="preserve">(1), 76–90.</w:t>
       </w:r>
     </w:p>
     <w:p>
@@ -48885,7 +48885,7 @@
         <w:t xml:space="preserve">International Journal of Hospitality Management, 31</w:t>
       </w:r>
       <w:r>
-        <w:t xml:space="preserve">(1), 39-48. https://doi.org/10.1016/j.ijhm.2011.05.003</w:t>
+        <w:t xml:space="preserve">(1), 39–48. https://doi.org/10.1016/j.ijhm.2011.05.003</w:t>
       </w:r>
     </w:p>
     <w:p>
@@ -48906,7 +48906,7 @@
         <w:t xml:space="preserve">Annals of Tourism Research, 57</w:t>
       </w:r>
       <w:r>
-        <w:t xml:space="preserve">, 100-112. https://doi.org/10.1016/j.annals.2015.12.008</w:t>
+        <w:t xml:space="preserve">, 100–112. https://doi.org/10.1016/j.annals.2015.12.008</w:t>
       </w:r>
     </w:p>
     <w:p>
@@ -48927,7 +48927,7 @@
         <w:t xml:space="preserve">Multinational Business Review, 16</w:t>
       </w:r>
       <w:r>
-        <w:t xml:space="preserve">(1), 53-77. https://doi.org/10.1108/1525383X200800003</w:t>
+        <w:t xml:space="preserve">(1), 53–77. https://doi.org/10.1108/1525383X200800003</w:t>
       </w:r>
     </w:p>
     <w:p>
@@ -48948,7 +48948,7 @@
         <w:t xml:space="preserve">International Business Review, 24</w:t>
       </w:r>
       <w:r>
-        <w:t xml:space="preserve">(5), 893-907. https://doi.org/10.1016/j.ibusrev.2015.03.003</w:t>
+        <w:t xml:space="preserve">(5), 893–907. https://doi.org/10.1016/j.ibusrev.2015.03.003</w:t>
       </w:r>
     </w:p>
     <w:p>
@@ -48969,7 +48969,7 @@
         <w:t xml:space="preserve">Strategic Management Journal, 37</w:t>
       </w:r>
       <w:r>
-        <w:t xml:space="preserve">(11), 2275-2290. https://doi.org/10.1002/smj.2429</w:t>
+        <w:t xml:space="preserve">(11), 2275–2290. https://doi.org/10.1002/smj.2429</w:t>
       </w:r>
     </w:p>
     <w:p>
@@ -48990,7 +48990,7 @@
         <w:t xml:space="preserve">Journal of Small Business Management, 56</w:t>
       </w:r>
       <w:r>
-        <w:t xml:space="preserve">(S1), 170-185. https://doi.org/10.1111/jsbm.12393</w:t>
+        <w:t xml:space="preserve">(S1), 170–185. https://doi.org/10.1111/jsbm.12393</w:t>
       </w:r>
     </w:p>
     <w:p>
@@ -49011,7 +49011,7 @@
         <w:t xml:space="preserve">Journal of Business Research, 72</w:t>
       </w:r>
       <w:r>
-        <w:t xml:space="preserve">, 104-113. https://doi.org/10.1016/j.jbusres.2016.11.021</w:t>
+        <w:t xml:space="preserve">, 104–113. https://doi.org/10.1016/j.jbusres.2016.11.021</w:t>
       </w:r>
     </w:p>
     <w:p>
@@ -49032,7 +49032,7 @@
         <w:t xml:space="preserve">International Journal of Contemporary Hospitality Management, 28</w:t>
       </w:r>
       <w:r>
-        <w:t xml:space="preserve">(1), 179-202. https://doi.org/10.1108/IJCHM-10-2014-0517</w:t>
+        <w:t xml:space="preserve">(1), 179–202. https://doi.org/10.1108/IJCHM-10-2014-0517</w:t>
       </w:r>
     </w:p>
     <w:p>
@@ -49053,7 +49053,7 @@
         <w:t xml:space="preserve">International Business Review, 17</w:t>
       </w:r>
       <w:r>
-        <w:t xml:space="preserve">(5), 600-615. https://doi.org/10.1016/j.ibusrev.2008.08.001</w:t>
+        <w:t xml:space="preserve">(5), 600–615. https://doi.org/10.1016/j.ibusrev.2008.08.001</w:t>
       </w:r>
     </w:p>
     <w:p>
@@ -49074,7 +49074,7 @@
         <w:t xml:space="preserve">Journal of International Business Studies, 34</w:t>
       </w:r>
       <w:r>
-        <w:t xml:space="preserve">(4), 345-355. https://doi.org/10.1057/palgrave.jibs.8400036</w:t>
+        <w:t xml:space="preserve">(4), 345–355. https://doi.org/10.1057/palgrave.jibs.8400036</w:t>
       </w:r>
     </w:p>
     <w:p>
@@ -49095,7 +49095,7 @@
         <w:t xml:space="preserve">Journal of Management, 30</w:t>
       </w:r>
       <w:r>
-        <w:t xml:space="preserve">(4), 509-528. https://doi.org/10.1016/j.jm.2004.02.001</w:t>
+        <w:t xml:space="preserve">(4), 509–528. https://doi.org/10.1016/j.jm.2004.02.001</w:t>
       </w:r>
     </w:p>
     <w:p>
@@ -49116,7 +49116,7 @@
         <w:t xml:space="preserve">Journal of World Business, 45</w:t>
       </w:r>
       <w:r>
-        <w:t xml:space="preserve">(1), 93-103. https://doi.org/10.1016/j.jwb.2009.04.005</w:t>
+        <w:t xml:space="preserve">(1), 93–103. https://doi.org/10.1016/j.jwb.2009.04.005</w:t>
       </w:r>
     </w:p>
     <w:p>
@@ -49137,7 +49137,7 @@
         <w:t xml:space="preserve">Journal of World Business, 42</w:t>
       </w:r>
       <w:r>
-        <w:t xml:space="preserve">(2), 184-197. https://doi.org/10.1016/j.jwb.2007.02.007</w:t>
+        <w:t xml:space="preserve">(2), 184–197. https://doi.org/10.1016/j.jwb.2007.02.007</w:t>
       </w:r>
     </w:p>
     <w:p>
@@ -49158,7 +49158,7 @@
         <w:t xml:space="preserve">International Journal of Entrepreneurship and Small Business, 14</w:t>
       </w:r>
       <w:r>
-        <w:t xml:space="preserve">(4), 496-518. https://doi.org/10.1504/IJESB.2011.043273</w:t>
+        <w:t xml:space="preserve">(4), 496–518. https://doi.org/10.1504/IJESB.2011.043273</w:t>
       </w:r>
     </w:p>
     <w:p>
@@ -49179,7 +49179,7 @@
         <w:t xml:space="preserve">Small Business Economics, 26</w:t>
       </w:r>
       <w:r>
-        <w:t xml:space="preserve">(5), 475-492. https://doi.org/10.1007/s11187-005-5604-6</w:t>
+        <w:t xml:space="preserve">(5), 475–492. https://doi.org/10.1007/s11187-005-5604-6</w:t>
       </w:r>
     </w:p>
     <w:p>
@@ -49200,7 +49200,7 @@
         <w:t xml:space="preserve">Management Research Review, 41</w:t>
       </w:r>
       <w:r>
-        <w:t xml:space="preserve">(9), 1053-1071. https://doi.org/10.1108/MRR-06-2017-0175</w:t>
+        <w:t xml:space="preserve">(9), 1053–1071. https://doi.org/10.1108/MRR-06-2017-0175</w:t>
       </w:r>
     </w:p>
     <w:p>
@@ -49221,7 +49221,7 @@
         <w:t xml:space="preserve">Organizacija, 43</w:t>
       </w:r>
       <w:r>
-        <w:t xml:space="preserve">(5), 175-185. https://doi.org/10.2478/v10051-010-0017-y</w:t>
+        <w:t xml:space="preserve">(5), 175–185. https://doi.org/10.2478/v10051-010-0017-y</w:t>
       </w:r>
     </w:p>
     <w:p>
@@ -49242,7 +49242,7 @@
         <w:t xml:space="preserve">Multinational Business Review, 14</w:t>
       </w:r>
       <w:r>
-        <w:t xml:space="preserve">(3), 21-45. https://doi.org/10.1108/1525383X200600015</w:t>
+        <w:t xml:space="preserve">(3), 21–45. https://doi.org/10.1108/1525383X200600015</w:t>
       </w:r>
     </w:p>
     <w:p>
@@ -49263,7 +49263,7 @@
         <w:t xml:space="preserve">Asian Business &amp; Management, 10</w:t>
       </w:r>
       <w:r>
-        <w:t xml:space="preserve">(4), 515-535. https://doi.org/10.1057/abm.2011.27</w:t>
+        <w:t xml:space="preserve">(4), 515–535. https://doi.org/10.1057/abm.2011.27</w:t>
       </w:r>
     </w:p>
     <w:p>
@@ -49284,7 +49284,7 @@
         <w:t xml:space="preserve">Journal of Business Venturing, 28</w:t>
       </w:r>
       <w:r>
-        <w:t xml:space="preserve">(2), 316-334. https://doi.org/10.1016/j.jbusvent.2012.05.002</w:t>
+        <w:t xml:space="preserve">(2), 316–334. https://doi.org/10.1016/j.jbusvent.2012.05.002</w:t>
       </w:r>
     </w:p>
     <w:p>
@@ -49305,7 +49305,7 @@
         <w:t xml:space="preserve">Academy of Management Proceedings, 2007</w:t>
       </w:r>
       <w:r>
-        <w:t xml:space="preserve">(1), 1-6. https://doi.org/10.5465/ambpp.2007.26508474</w:t>
+        <w:t xml:space="preserve">(1), 1–6. https://doi.org/10.5465/ambpp.2007.26508474</w:t>
       </w:r>
     </w:p>
     <w:p>
@@ -49326,7 +49326,7 @@
         <w:t xml:space="preserve">South Asian Journal of Business Studies, 6</w:t>
       </w:r>
       <w:r>
-        <w:t xml:space="preserve">(3), 259-282. https://doi.org/10.1108/SAJBS-03-2016-0020</w:t>
+        <w:t xml:space="preserve">(3), 259–282. https://doi.org/10.1108/SAJBS-03-2016-0020</w:t>
       </w:r>
     </w:p>
     <w:p>
@@ -49347,7 +49347,7 @@
         <w:t xml:space="preserve">Journal of International Management, 15</w:t>
       </w:r>
       <w:r>
-        <w:t xml:space="preserve">(4), 413-431. https://doi.org/10.1016/j.intman.2009.01.003</w:t>
+        <w:t xml:space="preserve">(4), 413–431. https://doi.org/10.1016/j.intman.2009.01.003</w:t>
       </w:r>
     </w:p>
     <w:p>
@@ -49368,7 +49368,7 @@
         <w:t xml:space="preserve">Management International Review, 47</w:t>
       </w:r>
       <w:r>
-        <w:t xml:space="preserve">(3), 307-317. https://doi.org/10.1007/s11575-007-0018-0</w:t>
+        <w:t xml:space="preserve">(3), 307–317. https://doi.org/10.1007/s11575-007-0018-0</w:t>
       </w:r>
     </w:p>
     <w:p>
@@ -49389,7 +49389,7 @@
         <w:t xml:space="preserve">British Journal of Management, 20</w:t>
       </w:r>
       <w:r>
-        <w:t xml:space="preserve">(2), 172-186. https://doi.org/10.1111/j.1467-8551.2008.00558.x</w:t>
+        <w:t xml:space="preserve">(2), 172–186. https://doi.org/10.1111/j.1467-8551.2008.00558.x</w:t>
       </w:r>
     </w:p>
     <w:p>
@@ -49410,7 +49410,7 @@
         <w:t xml:space="preserve">Family Business Review, 27</w:t>
       </w:r>
       <w:r>
-        <w:t xml:space="preserve">(2), 142-160. https://doi.org/10.1177/0894486513510534</w:t>
+        <w:t xml:space="preserve">(2), 142–160. https://doi.org/10.1177/0894486513510534</w:t>
       </w:r>
     </w:p>
     <w:p>
@@ -49431,7 +49431,7 @@
         <w:t xml:space="preserve">International Small Business Journal, 32</w:t>
       </w:r>
       <w:r>
-        <w:t xml:space="preserve">(4), 386-400. https://doi.org/10.1177/0266242613485778</w:t>
+        <w:t xml:space="preserve">(4), 386–400. https://doi.org/10.1177/0266242613485778</w:t>
       </w:r>
     </w:p>
     <w:p>
@@ -49452,7 +49452,7 @@
         <w:t xml:space="preserve">Economics Research-Ekonomska Istraživanja, 31</w:t>
       </w:r>
       <w:r>
-        <w:t xml:space="preserve">(1), 1770-1789. https://doi.org/10.1080/1331677X.2018.1504673</w:t>
+        <w:t xml:space="preserve">(1), 1770–1789. https://doi.org/10.1080/1331677X.2018.1504673</w:t>
       </w:r>
     </w:p>
     <w:p>
@@ -49473,7 +49473,7 @@
         <w:t xml:space="preserve">International Journal of Business and Society, 20</w:t>
       </w:r>
       <w:r>
-        <w:t xml:space="preserve">(3), 1134-1152.</w:t>
+        <w:t xml:space="preserve">(3), 1134–1152.</w:t>
       </w:r>
     </w:p>
     <w:p>
@@ -49494,7 +49494,7 @@
         <w:t xml:space="preserve">Journal of International Business and Economy, 22</w:t>
       </w:r>
       <w:r>
-        <w:t xml:space="preserve">(2), 1-22.</w:t>
+        <w:t xml:space="preserve">(2), 1–22.</w:t>
       </w:r>
     </w:p>
     <w:p>
@@ -49515,7 +49515,7 @@
         <w:t xml:space="preserve">Vikalpa: The Journal for Decision Makers, 33</w:t>
       </w:r>
       <w:r>
-        <w:t xml:space="preserve">(4), 13-24.</w:t>
+        <w:t xml:space="preserve">(4), 13–24.</w:t>
       </w:r>
     </w:p>
     <w:p>
@@ -49536,7 +49536,7 @@
         <w:t xml:space="preserve">International Business: Research, Teaching, and Practice, 1</w:t>
       </w:r>
       <w:r>
-        <w:t xml:space="preserve">(1), 1-20.</w:t>
+        <w:t xml:space="preserve">(1), 1–20.</w:t>
       </w:r>
     </w:p>
     <w:p>
@@ -49557,7 +49557,7 @@
         <w:t xml:space="preserve">Asian Review of Accounting, 21</w:t>
       </w:r>
       <w:r>
-        <w:t xml:space="preserve">(2), 115-133. https://doi.org/10.1108/ARA-09-2012-0061</w:t>
+        <w:t xml:space="preserve">(2), 115–133. https://doi.org/10.1108/ARA-09-2012-0061</w:t>
       </w:r>
     </w:p>
     <w:p>
@@ -49578,7 +49578,7 @@
         <w:t xml:space="preserve">Journal of Business Research, 131</w:t>
       </w:r>
       <w:r>
-        <w:t xml:space="preserve">, 81-91. https://doi.org/10.1016/j.jbusres.2021.03.060</w:t>
+        <w:t xml:space="preserve">, 81–91. https://doi.org/10.1016/j.jbusres.2021.03.060</w:t>
       </w:r>
     </w:p>
     <w:p>
@@ -49599,7 +49599,7 @@
         <w:t xml:space="preserve">International Journal of Trade, Economics and Finance, 10</w:t>
       </w:r>
       <w:r>
-        <w:t xml:space="preserve">(3), 84-89. https://doi.org/10.18178/ijtef.2019.10.3.645</w:t>
+        <w:t xml:space="preserve">(3), 84–89. https://doi.org/10.18178/ijtef.2019.10.3.645</w:t>
       </w:r>
     </w:p>
     <w:p>
@@ -49620,7 +49620,7 @@
         <w:t xml:space="preserve">International Small Business Journal, 21</w:t>
       </w:r>
       <w:r>
-        <w:t xml:space="preserve">(3), 249-268. https://doi.org/10.1177/0266242603021003001</w:t>
+        <w:t xml:space="preserve">(3), 249–268. https://doi.org/10.1177/0266242603021003001</w:t>
       </w:r>
     </w:p>
     <w:p>
@@ -49641,7 +49641,7 @@
         <w:t xml:space="preserve">Journal of Business Venturing, 11</w:t>
       </w:r>
       <w:r>
-        <w:t xml:space="preserve">(1), 23-40. https://doi.org/10.1016/0883-9026(95)00081-X</w:t>
+        <w:t xml:space="preserve">(1), 23–40. https://doi.org/10.1016/0883-9026(95)00081-X</w:t>
       </w:r>
     </w:p>
     <w:p>
@@ -49662,7 +49662,7 @@
         <w:t xml:space="preserve">International Business Review, 25</w:t>
       </w:r>
       <w:r>
-        <w:t xml:space="preserve">(4), 907-920. https://doi.org/10.1016/j.ibusrev.2015.12.001</w:t>
+        <w:t xml:space="preserve">(4), 907–920. https://doi.org/10.1016/j.ibusrev.2015.12.001</w:t>
       </w:r>
     </w:p>
     <w:p>
@@ -49683,7 +49683,7 @@
         <w:t xml:space="preserve">Management International Review, 57</w:t>
       </w:r>
       <w:r>
-        <w:t xml:space="preserve">(2), 153-177. https://doi.org/10.1007/s11575-016-0284-7</w:t>
+        <w:t xml:space="preserve">(2), 153–177. https://doi.org/10.1007/s11575-016-0284-7</w:t>
       </w:r>
     </w:p>
     <w:p>
@@ -49725,7 +49725,7 @@
         <w:t xml:space="preserve">Sinergie Italian Journal of Management, 35</w:t>
       </w:r>
       <w:r>
-        <w:t xml:space="preserve">(102), 49-70. https://doi.org/10.7433/s102.2017.04</w:t>
+        <w:t xml:space="preserve">(102), 49–70. https://doi.org/10.7433/s102.2017.04</w:t>
       </w:r>
     </w:p>
     <w:p>
@@ -49746,7 +49746,7 @@
         <w:t xml:space="preserve">Multinational Business Review, 17</w:t>
       </w:r>
       <w:r>
-        <w:t xml:space="preserve">(2), 69-90. https://doi.org/10.1108/1525383X200900012</w:t>
+        <w:t xml:space="preserve">(2), 69–90. https://doi.org/10.1108/1525383X200900012</w:t>
       </w:r>
     </w:p>
     <w:p>
@@ -49767,7 +49767,7 @@
         <w:t xml:space="preserve">Engineering, Construction and Architectural Management, 19</w:t>
       </w:r>
       <w:r>
-        <w:t xml:space="preserve">(2), 202-220. https://doi.org/10.1108/09699981211205849</w:t>
+        <w:t xml:space="preserve">(2), 202–220. https://doi.org/10.1108/09699981211205849</w:t>
       </w:r>
     </w:p>
     <w:p>
@@ -49788,7 +49788,7 @@
         <w:t xml:space="preserve">International Journal of Business and Globalisation, 21</w:t>
       </w:r>
       <w:r>
-        <w:t xml:space="preserve">(3), 388-404. https://doi.org/10.1504/IJBG.2018.095267</w:t>
+        <w:t xml:space="preserve">(3), 388–404. https://doi.org/10.1504/IJBG.2018.095267</w:t>
       </w:r>
     </w:p>
     <w:p>
@@ -49830,7 +49830,7 @@
         <w:t xml:space="preserve">Journal of World Business, 53</w:t>
       </w:r>
       <w:r>
-        <w:t xml:space="preserve">(5), 645-657. https://doi.org/10.1016/j.jwb.2018.03.006</w:t>
+        <w:t xml:space="preserve">(5), 645–657. https://doi.org/10.1016/j.jwb.2018.03.006</w:t>
       </w:r>
     </w:p>
     <w:p>
@@ -49872,7 +49872,7 @@
         <w:t xml:space="preserve">Journal of Business Venturing, 17</w:t>
       </w:r>
       <w:r>
-        <w:t xml:space="preserve">(6), 611-633. https://doi.org/10.1016/S0883-9026(01)00079-5</w:t>
+        <w:t xml:space="preserve">(6), 611–633. https://doi.org/10.1016/S0883-9026(01)00079-5</w:t>
       </w:r>
     </w:p>
     <w:p>
@@ -49893,7 +49893,7 @@
         <w:t xml:space="preserve">Management International Review, 47</w:t>
       </w:r>
       <w:r>
-        <w:t xml:space="preserve">(3), 349-368. https://doi.org/10.1007/s11575-007-0015-4</w:t>
+        <w:t xml:space="preserve">(3), 349–368. https://doi.org/10.1007/s11575-007-0015-4</w:t>
       </w:r>
     </w:p>
     <w:p>
@@ -49914,7 +49914,7 @@
         <w:t xml:space="preserve">Management International Review, 43</w:t>
       </w:r>
       <w:r>
-        <w:t xml:space="preserve">(1), 63-83.</w:t>
+        <w:t xml:space="preserve">(1), 63–83.</w:t>
       </w:r>
     </w:p>
     <w:p>
@@ -49935,7 +49935,7 @@
         <w:t xml:space="preserve">Oxford Bulletin of Economics and Statistics, 44</w:t>
       </w:r>
       <w:r>
-        <w:t xml:space="preserve">(1), 1-13. https://doi.org/10.1111/j.1468-0084.1982.mp44001001.x</w:t>
+        <w:t xml:space="preserve">(1), 1–13. https://doi.org/10.1111/j.1468-0084.1982.mp44001001.x</w:t>
       </w:r>
     </w:p>
     <w:p>
@@ -49956,7 +49956,7 @@
         <w:t xml:space="preserve">Journal of International Business Studies, 50</w:t>
       </w:r>
       <w:r>
-        <w:t xml:space="preserve">(2), 253-261. https://doi.org/10.1057/s41267-018-0197-4</w:t>
+        <w:t xml:space="preserve">(2), 253–261. https://doi.org/10.1057/s41267-018-0197-4</w:t>
       </w:r>
     </w:p>
     <w:p>
@@ -49977,7 +49977,7 @@
         <w:t xml:space="preserve">Journal of Business Research, 59</w:t>
       </w:r>
       <w:r>
-        <w:t xml:space="preserve">(4), 501-507. https://doi.org/10.1016/j.jbusres.2005.09.008</w:t>
+        <w:t xml:space="preserve">(4), 501–507. https://doi.org/10.1016/j.jbusres.2005.09.008</w:t>
       </w:r>
     </w:p>
     <w:p>
@@ -49998,7 +49998,7 @@
         <w:t xml:space="preserve">Multinational Business Review, 12</w:t>
       </w:r>
       <w:r>
-        <w:t xml:space="preserve">(1), 89-110. https://doi.org/10.1108/1525383X200400005</w:t>
+        <w:t xml:space="preserve">(1), 89–110. https://doi.org/10.1108/1525383X200400005</w:t>
       </w:r>
     </w:p>
     <w:p>
@@ -50019,7 +50019,7 @@
         <w:t xml:space="preserve">Asia Pacific Journal of Management, 29</w:t>
       </w:r>
       <w:r>
-        <w:t xml:space="preserve">(3), 617-642. https://doi.org/10.1007/s10490-010-9240-5</w:t>
+        <w:t xml:space="preserve">(3), 617–642. https://doi.org/10.1007/s10490-010-9240-5</w:t>
       </w:r>
     </w:p>
     <w:p>
@@ -50040,7 +50040,7 @@
         <w:t xml:space="preserve">Management International Review, 53</w:t>
       </w:r>
       <w:r>
-        <w:t xml:space="preserve">(2), 175-193. https://doi.org/10.1007/s11575-012-0135-1</w:t>
+        <w:t xml:space="preserve">(2), 175–193. https://doi.org/10.1007/s11575-012-0135-1</w:t>
       </w:r>
     </w:p>
     <w:p>
@@ -50061,7 +50061,7 @@
         <w:t xml:space="preserve">Journal of Indian Business Research, 8</w:t>
       </w:r>
       <w:r>
-        <w:t xml:space="preserve">(2), 130-149. https://doi.org/10.1108/JIBR-10-2015-0087</w:t>
+        <w:t xml:space="preserve">(2), 130–149. https://doi.org/10.1108/JIBR-10-2015-0087</w:t>
       </w:r>
     </w:p>
     <w:p>
@@ -50082,7 +50082,7 @@
         <w:t xml:space="preserve">International Journal of Emerging Markets, 13</w:t>
       </w:r>
       <w:r>
-        <w:t xml:space="preserve">(1), 95-118. https://doi.org/10.1108/IJoEM-11-2016-0298</w:t>
+        <w:t xml:space="preserve">(1), 95–118. https://doi.org/10.1108/IJoEM-11-2016-0298</w:t>
       </w:r>
     </w:p>
     <w:p>
@@ -50103,7 +50103,7 @@
         <w:t xml:space="preserve">Cuadernos de Economía y Dirección de la Empresa, 10</w:t>
       </w:r>
       <w:r>
-        <w:t xml:space="preserve">(33), 31-62.</w:t>
+        <w:t xml:space="preserve">(33), 31–62.</w:t>
       </w:r>
     </w:p>
     <w:p>
@@ -50124,7 +50124,7 @@
         <w:t xml:space="preserve">Journal of World Business, 49</w:t>
       </w:r>
       <w:r>
-        <w:t xml:space="preserve">(1), 132-142. https://doi.org/10.1016/j.jwb.2013.04.003</w:t>
+        <w:t xml:space="preserve">(1), 132–142. https://doi.org/10.1016/j.jwb.2013.04.003</w:t>
       </w:r>
     </w:p>
     <w:bookmarkEnd w:id="192"/>
@@ -50197,7 +50197,7 @@
         <w:t xml:space="preserve">Entrepreneurial Business and Economics Review, 9</w:t>
       </w:r>
       <w:r>
-        <w:t xml:space="preserve">(2), 85-104. https://doi.org/10.15678/eber.2021.090206</w:t>
+        <w:t xml:space="preserve">(2), 85–104. https://doi.org/10.15678/eber.2021.090206</w:t>
       </w:r>
     </w:p>
     <w:p>
@@ -50218,7 +50218,7 @@
         <w:t xml:space="preserve">Oeconomia Copernicana, 12</w:t>
       </w:r>
       <w:r>
-        <w:t xml:space="preserve">(1), 53-75. https://doi.org/10.24136/oc.2021.003</w:t>
+        <w:t xml:space="preserve">(1), 53–75. https://doi.org/10.24136/oc.2021.003</w:t>
       </w:r>
     </w:p>
     <w:p>
@@ -50239,7 +50239,7 @@
         <w:t xml:space="preserve">Journal of Policy Modeling, 40</w:t>
       </w:r>
       <w:r>
-        <w:t xml:space="preserve">(5), 1022-1039. https://doi.org/10.1016/j.jpolmod.2018.01.008</w:t>
+        <w:t xml:space="preserve">(5), 1022–1039. https://doi.org/10.1016/j.jpolmod.2018.01.008</w:t>
       </w:r>
     </w:p>
     <w:p>
@@ -50281,7 +50281,7 @@
         <w:t xml:space="preserve">Strategic Entrepreneurship Journal, 4</w:t>
       </w:r>
       <w:r>
-        <w:t xml:space="preserve">(2), 183-192. https://doi.org/10.1002/sej.90</w:t>
+        <w:t xml:space="preserve">(2), 183–192. https://doi.org/10.1002/sej.90</w:t>
       </w:r>
     </w:p>
     <w:p>
@@ -50302,7 +50302,7 @@
         <w:t xml:space="preserve">Industrial Marketing Management, 39</w:t>
       </w:r>
       <w:r>
-        <w:t xml:space="preserve">(7), 1103-1110. https://doi.org/10.1016/j.indmarman.2009.10.001</w:t>
+        <w:t xml:space="preserve">(7), 1103–1110. https://doi.org/10.1016/j.indmarman.2009.10.001</w:t>
       </w:r>
     </w:p>
     <w:p>
@@ -50323,7 +50323,7 @@
         <w:t xml:space="preserve">Journal of International Business Studies, 48</w:t>
       </w:r>
       <w:r>
-        <w:t xml:space="preserve">(9), 1151-1164. https://doi.org/10.1057/s41267-017-0120-x</w:t>
+        <w:t xml:space="preserve">(9), 1151–1164. https://doi.org/10.1057/s41267-017-0120-x</w:t>
       </w:r>
     </w:p>
     <w:p>
@@ -50344,7 +50344,7 @@
         <w:t xml:space="preserve">Journal of World Business, 53</w:t>
       </w:r>
       <w:r>
-        <w:t xml:space="preserve">(2), 209-221. https://doi.org/10.1016/j.jwb.2017.11.002</w:t>
+        <w:t xml:space="preserve">(2), 209–221. https://doi.org/10.1016/j.jwb.2017.11.002</w:t>
       </w:r>
     </w:p>
     <w:p>
@@ -50386,7 +50386,7 @@
         <w:t xml:space="preserve">Cross Cultural &amp; Strategic Management, 27</w:t>
       </w:r>
       <w:r>
-        <w:t xml:space="preserve">(1), 1-25. https://doi.org/10.1108/ccsm-04-2019-0075</w:t>
+        <w:t xml:space="preserve">(1), 1–25. https://doi.org/10.1108/ccsm-04-2019-0075</w:t>
       </w:r>
     </w:p>
     <w:p>
@@ -50407,7 +50407,7 @@
         <w:t xml:space="preserve">Management and Organization Review, 17</w:t>
       </w:r>
       <w:r>
-        <w:t xml:space="preserve">(1), 173-197. https://doi.org/10.1017/mor.2020.39</w:t>
+        <w:t xml:space="preserve">(1), 173–197. https://doi.org/10.1017/mor.2020.39</w:t>
       </w:r>
     </w:p>
     <w:p>
@@ -50428,7 +50428,7 @@
         <w:t xml:space="preserve">Thunderbird International Business Review, 54</w:t>
       </w:r>
       <w:r>
-        <w:t xml:space="preserve">(5), 653-665. https://doi.org/10.1002/tie.21491</w:t>
+        <w:t xml:space="preserve">(5), 653–665. https://doi.org/10.1002/tie.21491</w:t>
       </w:r>
     </w:p>
     <w:p>
@@ -50449,7 +50449,7 @@
         <w:t xml:space="preserve">Spanish Journal of Finance and Accounting, 50</w:t>
       </w:r>
       <w:r>
-        <w:t xml:space="preserve">(4), 441-468. https://doi.org/10.1080/02102412.2021.1886453</w:t>
+        <w:t xml:space="preserve">(4), 441–468. https://doi.org/10.1080/02102412.2021.1886453</w:t>
       </w:r>
     </w:p>
     <w:p>
@@ -50575,7 +50575,7 @@
         <w:t xml:space="preserve">Journal of International Management, 17</w:t>
       </w:r>
       <w:r>
-        <w:t xml:space="preserve">(1), 83-95. https://doi.org/10.1016/j.intman.2010.12.004</w:t>
+        <w:t xml:space="preserve">(1), 83–95. https://doi.org/10.1016/j.intman.2010.12.004</w:t>
       </w:r>
     </w:p>
     <w:p>
@@ -50596,7 +50596,7 @@
         <w:t xml:space="preserve">Competitiveness Review: An International Business Journal, 31</w:t>
       </w:r>
       <w:r>
-        <w:t xml:space="preserve">(4), 642-662. https://doi.org/10.1108/cr-03-2019-0028</w:t>
+        <w:t xml:space="preserve">(4), 642–662. https://doi.org/10.1108/cr-03-2019-0028</w:t>
       </w:r>
     </w:p>
     <w:p>
@@ -50617,7 +50617,7 @@
         <w:t xml:space="preserve">European Journal of Marketing, 49</w:t>
       </w:r>
       <w:r>
-        <w:t xml:space="preserve">(3/4), 420-443. https://doi.org/10.1108/ejm-06-2012-0365</w:t>
+        <w:t xml:space="preserve">(3/4), 420–443. https://doi.org/10.1108/ejm-06-2012-0365</w:t>
       </w:r>
     </w:p>
     <w:p>
@@ -50638,7 +50638,7 @@
         <w:t xml:space="preserve">Decision Science Letters, 9</w:t>
       </w:r>
       <w:r>
-        <w:t xml:space="preserve">(4), 573-580. https://doi.org/10.5267/j.dsl.2020.7.001</w:t>
+        <w:t xml:space="preserve">(4), 573–580. https://doi.org/10.5267/j.dsl.2020.7.001</w:t>
       </w:r>
     </w:p>
     <w:p>
@@ -50722,7 +50722,7 @@
         <w:t xml:space="preserve">Journal of Business Economics and Management, 16</w:t>
       </w:r>
       <w:r>
-        <w:t xml:space="preserve">(1), 52-73. https://doi.org/10.3846/16111699.2012.745812</w:t>
+        <w:t xml:space="preserve">(1), 52–73. https://doi.org/10.3846/16111699.2012.745812</w:t>
       </w:r>
     </w:p>
     <w:p>
@@ -50743,7 +50743,7 @@
         <w:t xml:space="preserve">Management International Review, 62</w:t>
       </w:r>
       <w:r>
-        <w:t xml:space="preserve">(1), 3-26. https://doi.org/10.1007/s11575-022-00464-3</w:t>
+        <w:t xml:space="preserve">(1), 3–26. https://doi.org/10.1007/s11575-022-00464-3</w:t>
       </w:r>
     </w:p>
     <w:p>
@@ -50764,7 +50764,7 @@
         <w:t xml:space="preserve">Journal of Business Research, 66</w:t>
       </w:r>
       <w:r>
-        <w:t xml:space="preserve">(12), 2500-2506. https://doi.org/10.1016/j.jbusres.2013.05.041</w:t>
+        <w:t xml:space="preserve">(12), 2500–2506. https://doi.org/10.1016/j.jbusres.2013.05.041</w:t>
       </w:r>
     </w:p>
     <w:p>
@@ -50785,7 +50785,7 @@
         <w:t xml:space="preserve">Journal of Business Research, 95</w:t>
       </w:r>
       <w:r>
-        <w:t xml:space="preserve">, 326-337. https://doi.org/10.1016/j.jbusres.2018.08.014</w:t>
+        <w:t xml:space="preserve">, 326–337. https://doi.org/10.1016/j.jbusres.2018.08.014</w:t>
       </w:r>
     </w:p>
     <w:p>
@@ -50827,7 +50827,7 @@
         <w:t xml:space="preserve">British Journal of Management, 32</w:t>
       </w:r>
       <w:r>
-        <w:t xml:space="preserve">(4), 1032-1052. https://doi.org/10.1111/1467-8551.12560</w:t>
+        <w:t xml:space="preserve">(4), 1032–1052. https://doi.org/10.1111/1467-8551.12560</w:t>
       </w:r>
     </w:p>
     <w:p>
@@ -50848,7 +50848,7 @@
         <w:t xml:space="preserve">Journal of Multinational Financial Management, 34</w:t>
       </w:r>
       <w:r>
-        <w:t xml:space="preserve">, 28-45. https://doi.org/10.1016/j.mulfin.2015.12.001</w:t>
+        <w:t xml:space="preserve">, 28–45. https://doi.org/10.1016/j.mulfin.2015.12.001</w:t>
       </w:r>
     </w:p>
     <w:p>
@@ -50932,7 +50932,7 @@
         <w:t xml:space="preserve">Journal of International Marketing, 8</w:t>
       </w:r>
       <w:r>
-        <w:t xml:space="preserve">(3), 10-35. https://doi.org/10.1509/jimk.8.3.10.19635</w:t>
+        <w:t xml:space="preserve">(3), 10–35. https://doi.org/10.1509/jimk.8.3.10.19635</w:t>
       </w:r>
     </w:p>
     <w:p>
@@ -50953,7 +50953,7 @@
         <w:t xml:space="preserve">Management Decision, 47</w:t>
       </w:r>
       <w:r>
-        <w:t xml:space="preserve">(2), 308-329. https://doi.org/10.1108/00251740910938939</w:t>
+        <w:t xml:space="preserve">(2), 308–329. https://doi.org/10.1108/00251740910938939</w:t>
       </w:r>
     </w:p>
     <w:p>
@@ -50974,7 +50974,7 @@
         <w:t xml:space="preserve">Applied Economics, 50</w:t>
       </w:r>
       <w:r>
-        <w:t xml:space="preserve">(2), 135-148. https://doi.org/10.1080/00036846.2017.1321839</w:t>
+        <w:t xml:space="preserve">(2), 135–148. https://doi.org/10.1080/00036846.2017.1321839</w:t>
       </w:r>
     </w:p>
     <w:p>
@@ -50995,7 +50995,7 @@
         <w:t xml:space="preserve">Economia e Diritto del Terziario, 28</w:t>
       </w:r>
       <w:r>
-        <w:t xml:space="preserve">(1), 5-22.</w:t>
+        <w:t xml:space="preserve">(1), 5–22.</w:t>
       </w:r>
     </w:p>
     <w:p>
@@ -51016,7 +51016,7 @@
         <w:t xml:space="preserve">International Entrepreneurship and Management Journal, 10</w:t>
       </w:r>
       <w:r>
-        <w:t xml:space="preserve">(1), 1-15. https://doi.org/10.1007/s11365-011-0218-8</w:t>
+        <w:t xml:space="preserve">(1), 1–15. https://doi.org/10.1007/s11365-011-0218-8</w:t>
       </w:r>
     </w:p>
     <w:bookmarkEnd w:id="193"/>
@@ -51091,7 +51091,7 @@
         <w:t xml:space="preserve">Global Strategy Journal, 10</w:t>
       </w:r>
       <w:r>
-        <w:t xml:space="preserve">(2), 239-250. https://doi.org/10.1002/gsj.1383</w:t>
+        <w:t xml:space="preserve">(2), 239–250. https://doi.org/10.1002/gsj.1383</w:t>
       </w:r>
     </w:p>
     <w:p>
@@ -51112,7 +51112,7 @@
         <w:t xml:space="preserve">Journal of International Business Studies, 48</w:t>
       </w:r>
       <w:r>
-        <w:t xml:space="preserve">(9), 1087-1102. https://doi.org/10.1057/s41267-017-0107-7</w:t>
+        <w:t xml:space="preserve">(9), 1087–1102. https://doi.org/10.1057/s41267-017-0107-7</w:t>
       </w:r>
     </w:p>
     <w:bookmarkEnd w:id="194"/>
@@ -51151,7 +51151,7 @@
         <w:t xml:space="preserve">Journal of Management, 37</w:t>
       </w:r>
       <w:r>
-        <w:t xml:space="preserve">(1), 5-38. https://doi.org/10.1177/0149206310370708</w:t>
+        <w:t xml:space="preserve">(1), 5–38. https://doi.org/10.1177/0149206310370708</w:t>
       </w:r>
     </w:p>
     <w:p>
@@ -51175,7 +51175,7 @@
         <w:t xml:space="preserve"> </w:t>
       </w:r>
       <w:r>
-        <w:t xml:space="preserve">(pp. 49-62). Croom Helm.</w:t>
+        <w:t xml:space="preserve">(pp. 49–62). Croom Helm.</w:t>
       </w:r>
     </w:p>
     <w:p>
@@ -51220,7 +51220,7 @@
         <w:t xml:space="preserve">World Development, 23</w:t>
       </w:r>
       <w:r>
-        <w:t xml:space="preserve">(9), 1615-1632. https://doi.org/10.1016/0305-750X(95)00065-K</w:t>
+        <w:t xml:space="preserve">(9), 1615–1632. https://doi.org/10.1016/0305-750X(95)00065-K</w:t>
       </w:r>
     </w:p>
     <w:p>
@@ -51241,7 +51241,7 @@
         <w:t xml:space="preserve">Journal of Human Resources, 50</w:t>
       </w:r>
       <w:r>
-        <w:t xml:space="preserve">(2), 317-372. https://doi.org/10.3368/jhr.50.2.317</w:t>
+        <w:t xml:space="preserve">(2), 317–372. https://doi.org/10.3368/jhr.50.2.317</w:t>
       </w:r>
     </w:p>
     <w:p>
@@ -51286,7 +51286,7 @@
         <w:t xml:space="preserve">Global Strategy Journal, 2</w:t>
       </w:r>
       <w:r>
-        <w:t xml:space="preserve">(4), 318-331. https://doi.org/10.1111/j.2042-5805.2012.01043.x</w:t>
+        <w:t xml:space="preserve">(4), 318–331. https://doi.org/10.1111/j.2042-5805.2012.01043.x</w:t>
       </w:r>
     </w:p>
     <w:p>
@@ -51355,7 +51355,7 @@
         <w:t xml:space="preserve">Academy of Management Review, 32</w:t>
       </w:r>
       <w:r>
-        <w:t xml:space="preserve">(2), 334-343. https://doi.org/10.5465/amr.2007.24345254</w:t>
+        <w:t xml:space="preserve">(2), 334–343. https://doi.org/10.5465/amr.2007.24345254</w:t>
       </w:r>
     </w:p>
     <w:p>
@@ -51376,7 +51376,7 @@
         <w:t xml:space="preserve">Academy of Management Review, 9</w:t>
       </w:r>
       <w:r>
-        <w:t xml:space="preserve">(2), 193-206. https://doi.org/10.5465/amr.1984.4277628</w:t>
+        <w:t xml:space="preserve">(2), 193–206. https://doi.org/10.5465/amr.1984.4277628</w:t>
       </w:r>
     </w:p>
     <w:p>
@@ -51418,7 +51418,7 @@
         <w:t xml:space="preserve">American Economic Review, 94</w:t>
       </w:r>
       <w:r>
-        <w:t xml:space="preserve">(1), 300-316. https://doi.org/10.1257/000282804322970814</w:t>
+        <w:t xml:space="preserve">(1), 300–316. https://doi.org/10.1257/000282804322970814</w:t>
       </w:r>
     </w:p>
     <w:p>
@@ -51439,7 +51439,7 @@
         <w:t xml:space="preserve">Journal of Industrial Economics, 27</w:t>
       </w:r>
       <w:r>
-        <w:t xml:space="preserve">(4), 359-369. https://doi.org/10.2307/2097958</w:t>
+        <w:t xml:space="preserve">(4), 359–369. https://doi.org/10.2307/2097958</w:t>
       </w:r>
     </w:p>
     <w:p>
@@ -51481,7 +51481,7 @@
         <w:t xml:space="preserve">Review of Managerial Science, 16</w:t>
       </w:r>
       <w:r>
-        <w:t xml:space="preserve">(8), 2577-2595. https://doi.org/10.1007/s11846-022-00588-8</w:t>
+        <w:t xml:space="preserve">(8), 2577–2595. https://doi.org/10.1007/s11846-022-00588-8</w:t>
       </w:r>
     </w:p>
     <w:p>
@@ -51502,7 +51502,7 @@
         <w:t xml:space="preserve">Biometrics, 33</w:t>
       </w:r>
       <w:r>
-        <w:t xml:space="preserve">(1), 159-174. https://doi.org/10.2307/2529310</w:t>
+        <w:t xml:space="preserve">(1), 159–174. https://doi.org/10.2307/2529310</w:t>
       </w:r>
     </w:p>
     <w:p>
@@ -51523,7 +51523,7 @@
         <w:t xml:space="preserve">Journal of International Business Studies, 39</w:t>
       </w:r>
       <w:r>
-        <w:t xml:space="preserve">(5), 920-936. https://doi.org/10.1057/palgrave.jibs.8400377</w:t>
+        <w:t xml:space="preserve">(5), 920–936. https://doi.org/10.1057/palgrave.jibs.8400377</w:t>
       </w:r>
     </w:p>
     <w:p>
@@ -51544,7 +51544,7 @@
         <w:t xml:space="preserve">Journal of Applied Psychology, 90</w:t>
       </w:r>
       <w:r>
-        <w:t xml:space="preserve">(1), 175-181. https://doi.org/10.1037/0021-9010.90.1.175</w:t>
+        <w:t xml:space="preserve">(1), 175–181. https://doi.org/10.1037/0021-9010.90.1.175</w:t>
       </w:r>
     </w:p>
     <w:p>
@@ -51616,7 +51616,7 @@
         <w:t xml:space="preserve"> </w:t>
       </w:r>
       <w:r>
-        <w:t xml:space="preserve">(pp. 231-244). Sage.</w:t>
+        <w:t xml:space="preserve">(pp. 231–244). Sage.</w:t>
       </w:r>
     </w:p>
     <w:p>
@@ -51637,7 +51637,7 @@
         <w:t xml:space="preserve">European Economic Review, 45</w:t>
       </w:r>
       <w:r>
-        <w:t xml:space="preserve">(4-6), 827-838. https://doi.org/10.1016/S0014-2921(01)00125-8</w:t>
+        <w:t xml:space="preserve">(4-6), 827–838. https://doi.org/10.1016/S0014-2921(01)00125-8</w:t>
       </w:r>
     </w:p>
     <w:p>
@@ -51682,7 +51682,7 @@
         <w:t xml:space="preserve">Journal of Human Resources, 50</w:t>
       </w:r>
       <w:r>
-        <w:t xml:space="preserve">(2), 301-316. https://doi.org/10.3368/jhr.50.2.301</w:t>
+        <w:t xml:space="preserve">(2), 301–316. https://doi.org/10.3368/jhr.50.2.301</w:t>
       </w:r>
     </w:p>
     <w:p>
@@ -51703,7 +51703,7 @@
         <w:t xml:space="preserve">Research Synthesis Methods, 5</w:t>
       </w:r>
       <w:r>
-        <w:t xml:space="preserve">(1), 60-78. https://doi.org/10.1002/jrsm.1095</w:t>
+        <w:t xml:space="preserve">(1), 60–78. https://doi.org/10.1002/jrsm.1095</w:t>
       </w:r>
     </w:p>
     <w:p>
@@ -51724,7 +51724,7 @@
         <w:t xml:space="preserve">Statistics in Medicine, 27</w:t>
       </w:r>
       <w:r>
-        <w:t xml:space="preserve">(5), 625-650. https://doi.org/10.1002/sim.2982</w:t>
+        <w:t xml:space="preserve">(5), 625–650. https://doi.org/10.1002/sim.2982</w:t>
       </w:r>
     </w:p>
     <w:p>
@@ -51745,7 +51745,7 @@
         <w:t xml:space="preserve">Journal of Statistical Software, 36</w:t>
       </w:r>
       <w:r>
-        <w:t xml:space="preserve">(3), 1-48. https://doi.org/10.18637/jss.v036.i03</w:t>
+        <w:t xml:space="preserve">(3), 1–48. https://doi.org/10.18637/jss.v036.i03</w:t>
       </w:r>
     </w:p>
     <w:p>
@@ -51876,7 +51876,7 @@
         <w:t xml:space="preserve">2</w:t>
       </w:r>
       <w:r>
-        <w:t xml:space="preserve">(1), 111-115.</w:t>
+        <w:t xml:space="preserve">(1), 111–115.</w:t>
       </w:r>
     </w:p>
     <w:p>
@@ -51910,7 +51910,7 @@
         <w:t xml:space="preserve">39</w:t>
       </w:r>
       <w:r>
-        <w:t xml:space="preserve">(2), 287-291.</w:t>
+        <w:t xml:space="preserve">(2), 287–291.</w:t>
       </w:r>
     </w:p>
     <w:bookmarkEnd w:id="196"/>
@@ -51941,7 +51941,7 @@
         <w:t xml:space="preserve">Journal of Business Research, 139</w:t>
       </w:r>
       <w:r>
-        <w:t xml:space="preserve">, 230-245. https://doi.org/10.1016/j.jbusres.2021.09.060</w:t>
+        <w:t xml:space="preserve">, 230–245. https://doi.org/10.1016/j.jbusres.2021.09.060</w:t>
       </w:r>
     </w:p>
     <w:p>
@@ -51962,7 +51962,7 @@
         <w:t xml:space="preserve">Economic Development and Cultural Change, 59</w:t>
       </w:r>
       <w:r>
-        <w:t xml:space="preserve">(3), 609-647. https://doi.org/10.1086/658349</w:t>
+        <w:t xml:space="preserve">(3), 609–647. https://doi.org/10.1086/658349</w:t>
       </w:r>
     </w:p>
     <w:p>
@@ -52014,7 +52014,7 @@
         <w:t xml:space="preserve">Econometrica, 47</w:t>
       </w:r>
       <w:r>
-        <w:t xml:space="preserve">(5), 1287-1294. https://doi.org/10.2307/1911963</w:t>
+        <w:t xml:space="preserve">(5), 1287–1294. https://doi.org/10.2307/1911963</w:t>
       </w:r>
     </w:p>
     <w:p>
@@ -52059,7 +52059,7 @@
         <w:t xml:space="preserve">BMJ, 327</w:t>
       </w:r>
       <w:r>
-        <w:t xml:space="preserve">(7414), 557-560. https://doi.org/10.1136/bmj.327.7414.557</w:t>
+        <w:t xml:space="preserve">(7414), 557–560. https://doi.org/10.1136/bmj.327.7414.557</w:t>
       </w:r>
     </w:p>
     <w:p>
@@ -52080,7 +52080,7 @@
         <w:t xml:space="preserve">Hague Journal on the Rule of Law, 3</w:t>
       </w:r>
       <w:r>
-        <w:t xml:space="preserve">(2), 220-246. https://doi.org/10.1017/S1876404511200046</w:t>
+        <w:t xml:space="preserve">(2), 220–246. https://doi.org/10.1017/S1876404511200046</w:t>
       </w:r>
     </w:p>
     <w:bookmarkEnd w:id="197"/>
@@ -52111,7 +52111,7 @@
         <w:t xml:space="preserve">Academy of Management Review, 28</w:t>
       </w:r>
       <w:r>
-        <w:t xml:space="preserve">(2), 275-296. https://doi.org/10.5465/amr.2003.9416341</w:t>
+        <w:t xml:space="preserve">(2), 275–296. https://doi.org/10.5465/amr.2003.9416341</w:t>
       </w:r>
     </w:p>
     <w:p>
@@ -52132,7 +52132,7 @@
         <w:t xml:space="preserve">Research Policy, 15</w:t>
       </w:r>
       <w:r>
-        <w:t xml:space="preserve">(6), 285-305. https://doi.org/10.1016/0048-7333(86)90027-2</w:t>
+        <w:t xml:space="preserve">(6), 285–305. https://doi.org/10.1016/0048-7333(86)90027-2</w:t>
       </w:r>
     </w:p>
     <w:bookmarkEnd w:id="198"/>

--- a/dist/HO_SO_NOP/01_LUAN_AN/LUAN_AN_FULL_vi.docx
+++ b/dist/HO_SO_NOP/01_LUAN_AN/LUAN_AN_FULL_vi.docx
@@ -3846,7 +3846,86 @@
         <w:pStyle w:val="FirstParagraph"/>
       </w:pPr>
       <w:r>
-        <w:t xml:space="preserve">Bước trích xuất độ lớn hiệu ứng từ hàng trăm nghiên cứu sơ cấp dị biệt vừa chậm vừa dễ sai sót khi quy đổi giữa các dạng thống kê. Để tối ưu hóa khâu này mà vẫn bảo đảm tính chính xác khoa học, luận án phát triển và sử dụng</w:t>
+        <w:rPr>
+          <w:bCs/>
+          <w:b/>
+        </w:rPr>
+        <w:t xml:space="preserve">Cơ sở lý luận.</w:t>
+      </w:r>
+      <w:r>
+        <w:t xml:space="preserve"> </w:t>
+      </w:r>
+      <w:r>
+        <w:t xml:space="preserve">Trích xuất dữ liệu là khâu tốn công và dễ sai sót nhất của tổng quan hệ thống: rà soát phương pháp luận của Mathes và cộng sự (2017) ghi nhận tỷ lệ lỗi trích xuất lên tới 50% và các lỗi này tác động trực tiếp đến ước lượng độ lớn hiệu ứng, đe dọa giá trị của kết luận phân tích tổng hợp. Nhằm giảm gánh nặng thủ công và sai số đó, một lĩnh vực phương pháp luận về</w:t>
+      </w:r>
+      <w:r>
+        <w:t xml:space="preserve"> </w:t>
+      </w:r>
+      <w:r>
+        <w:rPr>
+          <w:bCs/>
+          <w:b/>
+        </w:rPr>
+        <w:t xml:space="preserve">tự động hóa tổng quan hệ thống (systematic review automation)</w:t>
+      </w:r>
+      <w:r>
+        <w:t xml:space="preserve"> </w:t>
+      </w:r>
+      <w:r>
+        <w:t xml:space="preserve">đã hình thành và được hệ thống hóa (Tsafnat et al., 2014; Marshall &amp; Wallace, 2019), trong đó tự động hóa khâu trích xuất dữ liệu được khảo sát riêng như một hướng khả thi (Jonnalagadda et al., 2015). Đồng thuận phương pháp luận nhấn mạnh rằng tự động hóa chỉ đóng vai</w:t>
+      </w:r>
+      <w:r>
+        <w:t xml:space="preserve"> </w:t>
+      </w:r>
+      <w:r>
+        <w:rPr>
+          <w:bCs/>
+          <w:b/>
+        </w:rPr>
+        <w:t xml:space="preserve">hỗ trợ</w:t>
+      </w:r>
+      <w:r>
+        <w:t xml:space="preserve"> </w:t>
+      </w:r>
+      <w:r>
+        <w:t xml:space="preserve">chứ không thay thế phán đoán của nhà nghiên cứu — tức nguyên lý</w:t>
+      </w:r>
+      <w:r>
+        <w:t xml:space="preserve"> </w:t>
+      </w:r>
+      <w:r>
+        <w:rPr>
+          <w:bCs/>
+          <w:b/>
+        </w:rPr>
+        <w:t xml:space="preserve">con người trong vòng lặp (human-in-the-loop)</w:t>
+      </w:r>
+      <w:r>
+        <w:t xml:space="preserve">. Bằng chứng gần đây củng cố cách tiếp cận này: nghiên cứu thử nghiệm của Gartlehner và cộng sự (2024) cho thấy một mô hình ngôn ngữ lớn (Claude) có thể trích xuất dữ liệu cho tổng hợp bằng chứng đạt độ chính xác cao, và kết luận rằng chính</w:t>
+      </w:r>
+      <w:r>
+        <w:t xml:space="preserve"> </w:t>
+      </w:r>
+      <w:r>
+        <w:rPr>
+          <w:bCs/>
+          <w:b/>
+        </w:rPr>
+        <w:t xml:space="preserve">sự cộng hưởng giữa chuyên môn của con người và mô hình ngôn ngữ lớn</w:t>
+      </w:r>
+      <w:r>
+        <w:t xml:space="preserve"> </w:t>
+      </w:r>
+      <w:r>
+        <w:t xml:space="preserve">mới nâng cao được chất lượng và hiệu suất trích xuất. Thiết kế của M-AIDA kế thừa trực tiếp đồng thuận phương pháp luận này.</w:t>
+      </w:r>
+    </w:p>
+    <w:p>
+      <w:pPr>
+        <w:pStyle w:val="BodyText"/>
+      </w:pPr>
+      <w:r>
+        <w:t xml:space="preserve">Trên nền tảng đó, luận án phát triển và sử dụng</w:t>
       </w:r>
       <w:r>
         <w:t xml:space="preserve"> </w:t>
@@ -52161,6 +52240,179 @@
     </w:p>
     <w:bookmarkEnd w:id="177"/>
     <w:bookmarkEnd w:id="178"/>
+    <w:bookmarkStart w:id="179" w:name="X585dca2bfaf381bcdd15563ede46d6322259192"/>
+    <w:p>
+      <w:pPr>
+        <w:pStyle w:val="Heading2"/>
+      </w:pPr>
+      <w:r>
+        <w:t xml:space="preserve">W. Cơ sở lý luận tự động hóa trích xuất tổng quan hệ thống (M-AIDA) — Bổ sung v3.2 (29/05/2026)</w:t>
+      </w:r>
+    </w:p>
+    <w:p>
+      <w:pPr>
+        <w:pStyle w:val="BlockText"/>
+      </w:pPr>
+      <w:r>
+        <w:t xml:space="preserve">Năm entries này làm nền tảng phương pháp luận cho Mục 3.2.4 (công cụ M-AIDA): biện minh cho việc dùng trích xuất bán tự động có người trong vòng lặp. Tất cả đã được xác minh DOI.</w:t>
+      </w:r>
+    </w:p>
+    <w:p>
+      <w:pPr>
+        <w:pStyle w:val="FirstParagraph"/>
+      </w:pPr>
+      <w:r>
+        <w:t xml:space="preserve">Gartlehner, G., Kahwati, L., Hilscher, R., Thomas, I., Kugley, S., Crotty, K., &amp; Viswanathan, M. (2024). Data extraction for evidence synthesis using a large language model: A proof-of-concept study.</w:t>
+      </w:r>
+      <w:r>
+        <w:t xml:space="preserve"> </w:t>
+      </w:r>
+      <w:r>
+        <w:rPr>
+          <w:iCs/>
+          <w:i/>
+        </w:rPr>
+        <w:t xml:space="preserve">Research Synthesis Methods, 15</w:t>
+      </w:r>
+      <w:r>
+        <w:t xml:space="preserve">(4), 576–589. https://doi.org/10.1002/jrsm.1710</w:t>
+      </w:r>
+      <w:r>
+        <w:t xml:space="preserve"> </w:t>
+      </w:r>
+      <w:r>
+        <w:rPr>
+          <w:iCs/>
+          <w:i/>
+        </w:rPr>
+        <w:t xml:space="preserve">(Mới v3.2 — LLM Claude trích xuất đạt độ chính xác cao; nhấn mạnh cộng hưởng người–LLM, nền tảng cho thiết kế human-in-the-loop của M-AIDA.)</w:t>
+      </w:r>
+    </w:p>
+    <w:p>
+      <w:pPr>
+        <w:pStyle w:val="BodyText"/>
+      </w:pPr>
+      <w:r>
+        <w:t xml:space="preserve">Jonnalagadda, S. R., Goyal, P., &amp; Huffman, M. D. (2015). Automating data extraction in systematic reviews: A systematic review.</w:t>
+      </w:r>
+      <w:r>
+        <w:t xml:space="preserve"> </w:t>
+      </w:r>
+      <w:r>
+        <w:rPr>
+          <w:iCs/>
+          <w:i/>
+        </w:rPr>
+        <w:t xml:space="preserve">Systematic Reviews, 4</w:t>
+      </w:r>
+      <w:r>
+        <w:t xml:space="preserve">(1), 78. https://doi.org/10.1186/s13643-015-0066-7</w:t>
+      </w:r>
+      <w:r>
+        <w:t xml:space="preserve"> </w:t>
+      </w:r>
+      <w:r>
+        <w:rPr>
+          <w:iCs/>
+          <w:i/>
+        </w:rPr>
+        <w:t xml:space="preserve">(Mới v3.2 — tổng quan riêng về tự động hóa khâu trích xuất dữ liệu.)</w:t>
+      </w:r>
+    </w:p>
+    <w:p>
+      <w:pPr>
+        <w:pStyle w:val="BodyText"/>
+      </w:pPr>
+      <w:r>
+        <w:t xml:space="preserve">Marshall, I. J., &amp; Wallace, B. C. (2019). Toward systematic review automation: A practical guide to using machine learning tools in research synthesis.</w:t>
+      </w:r>
+      <w:r>
+        <w:t xml:space="preserve"> </w:t>
+      </w:r>
+      <w:r>
+        <w:rPr>
+          <w:iCs/>
+          <w:i/>
+        </w:rPr>
+        <w:t xml:space="preserve">Systematic Reviews, 8</w:t>
+      </w:r>
+      <w:r>
+        <w:t xml:space="preserve">(1), 163. https://doi.org/10.1186/s13643-019-1074-9</w:t>
+      </w:r>
+      <w:r>
+        <w:t xml:space="preserve"> </w:t>
+      </w:r>
+      <w:r>
+        <w:rPr>
+          <w:iCs/>
+          <w:i/>
+        </w:rPr>
+        <w:t xml:space="preserve">(Mới v3.2 — hướng dẫn thực hành dùng machine learning trong tổng hợp bằng chứng.)</w:t>
+      </w:r>
+    </w:p>
+    <w:p>
+      <w:pPr>
+        <w:pStyle w:val="BodyText"/>
+      </w:pPr>
+      <w:r>
+        <w:t xml:space="preserve">Mathes, T., Klaßen, P., &amp; Pieper, D. (2017). Frequency of data extraction errors and methods to increase data extraction quality: A methodological review.</w:t>
+      </w:r>
+      <w:r>
+        <w:t xml:space="preserve"> </w:t>
+      </w:r>
+      <w:r>
+        <w:rPr>
+          <w:iCs/>
+          <w:i/>
+        </w:rPr>
+        <w:t xml:space="preserve">BMC Medical Research Methodology, 17</w:t>
+      </w:r>
+      <w:r>
+        <w:t xml:space="preserve">(1), 152. https://doi.org/10.1186/s12874-017-0431-4</w:t>
+      </w:r>
+      <w:r>
+        <w:t xml:space="preserve"> </w:t>
+      </w:r>
+      <w:r>
+        <w:rPr>
+          <w:iCs/>
+          <w:i/>
+        </w:rPr>
+        <w:t xml:space="preserve">(Mới v3.2 — tỷ lệ lỗi trích xuất thủ công lên tới 50%; biện minh nhu cầu công cụ + kiểm chứng.)</w:t>
+      </w:r>
+    </w:p>
+    <w:p>
+      <w:pPr>
+        <w:pStyle w:val="BodyText"/>
+      </w:pPr>
+      <w:r>
+        <w:t xml:space="preserve">Tsafnat, G., Glasziou, P., Choong, M. K., Dunn, A., Galgani, F., &amp; Coiera, E. (2014). Systematic review automation technologies.</w:t>
+      </w:r>
+      <w:r>
+        <w:t xml:space="preserve"> </w:t>
+      </w:r>
+      <w:r>
+        <w:rPr>
+          <w:iCs/>
+          <w:i/>
+        </w:rPr>
+        <w:t xml:space="preserve">Systematic Reviews, 3</w:t>
+      </w:r>
+      <w:r>
+        <w:t xml:space="preserve">(1), 74. https://doi.org/10.1186/2046-4053-3-74</w:t>
+      </w:r>
+      <w:r>
+        <w:t xml:space="preserve"> </w:t>
+      </w:r>
+      <w:r>
+        <w:rPr>
+          <w:iCs/>
+          <w:i/>
+        </w:rPr>
+        <w:t xml:space="preserve">(Mới v3.2 — khảo sát nền tảng các công nghệ tự động hóa tổng quan hệ thống.)</w:t>
+      </w:r>
+    </w:p>
+    <w:bookmarkEnd w:id="179"/>
     <w:sectPr>
       <w:pgSz w:h="16838" w:w="11906"/>
       <w:pgMar w:bottom="1134" w:left="1701" w:right="1134" w:top="1134"/>

--- a/dist/HO_SO_NOP/01_LUAN_AN/LUAN_AN_FULL_vi.docx
+++ b/dist/HO_SO_NOP/01_LUAN_AN/LUAN_AN_FULL_vi.docx
@@ -3856,7 +3856,7 @@
         <w:t xml:space="preserve"> </w:t>
       </w:r>
       <w:r>
-        <w:t xml:space="preserve">Trích xuất dữ liệu là khâu tốn công và dễ sai sót nhất của tổng quan hệ thống: rà soát phương pháp luận của Mathes và cộng sự (2017) ghi nhận tỷ lệ lỗi trích xuất lên tới 50% và các lỗi này tác động trực tiếp đến ước lượng độ lớn hiệu ứng, đe dọa giá trị của kết luận phân tích tổng hợp. Nhằm giảm gánh nặng thủ công và sai số đó, một lĩnh vực phương pháp luận về</w:t>
+        <w:t xml:space="preserve">Trích xuất dữ liệu là một trong những khâu tốn công và dễ sai sót của tổng quan hệ thống: rà soát phương pháp luận của Mathes và cộng sự (2017) ghi nhận tỷ lệ lỗi trích xuất có thể lên tới 50%, và những lỗi này có thể tác động đến ước lượng độ lớn hiệu ứng, qua đó ảnh hưởng đến độ tin cậy của kết luận phân tích tổng hợp. Nhằm giảm gánh nặng thủ công và sai số đó, một hướng phương pháp luận về</w:t>
       </w:r>
       <w:r>
         <w:t xml:space="preserve"> </w:t>
@@ -3872,7 +3872,7 @@
         <w:t xml:space="preserve"> </w:t>
       </w:r>
       <w:r>
-        <w:t xml:space="preserve">đã hình thành và được hệ thống hóa (Tsafnat et al., 2014; Marshall &amp; Wallace, 2019), trong đó tự động hóa khâu trích xuất dữ liệu được khảo sát riêng như một hướng khả thi (Jonnalagadda et al., 2015). Đồng thuận phương pháp luận nhấn mạnh rằng tự động hóa chỉ đóng vai</w:t>
+        <w:t xml:space="preserve">đã hình thành và dần được hệ thống hóa (Tsafnat et al., 2014; Marshall &amp; Wallace, 2019), trong đó tự động hóa khâu trích xuất dữ liệu được khảo sát riêng như một hướng khả thi (Jonnalagadda et al., 2015). Các hướng dẫn phương pháp luận nhấn mạnh rằng tự động hóa chỉ nên đóng vai</w:t>
       </w:r>
       <w:r>
         <w:t xml:space="preserve"> </w:t>
@@ -3901,7 +3901,7 @@
         <w:t xml:space="preserve">con người trong vòng lặp (human-in-the-loop)</w:t>
       </w:r>
       <w:r>
-        <w:t xml:space="preserve">. Bằng chứng gần đây củng cố cách tiếp cận này: nghiên cứu thử nghiệm của Gartlehner và cộng sự (2024) cho thấy một mô hình ngôn ngữ lớn (Claude) có thể trích xuất dữ liệu cho tổng hợp bằng chứng đạt độ chính xác cao, và kết luận rằng chính</w:t>
+        <w:t xml:space="preserve">. Bằng chứng gần đây ủng hộ cách tiếp cận này: nghiên cứu thử nghiệm (proof-of-concept) của Gartlehner và cộng sự (2024) bước đầu cho thấy một mô hình ngôn ngữ lớn (Claude) có thể hỗ trợ trích xuất dữ liệu cho tổng hợp bằng chứng với độ chính xác hứa hẹn, đồng thời nhấn mạnh rằng chính</w:t>
       </w:r>
       <w:r>
         <w:t xml:space="preserve"> </w:t>
@@ -3917,7 +3917,7 @@
         <w:t xml:space="preserve"> </w:t>
       </w:r>
       <w:r>
-        <w:t xml:space="preserve">mới nâng cao được chất lượng và hiệu suất trích xuất. Thiết kế của M-AIDA kế thừa trực tiếp đồng thuận phương pháp luận này.</w:t>
+        <w:t xml:space="preserve">mới là yếu tố nâng cao chất lượng và hiệu suất trích xuất. Thiết kế của M-AIDA được xây dựng nhất quán với các khuyến nghị này.</w:t>
       </w:r>
     </w:p>
     <w:p>
@@ -3938,7 +3938,7 @@
         <w:t xml:space="preserve">M-AIDA (Meta-Analysis Intelligent Data Assistant)</w:t>
       </w:r>
       <w:r>
-        <w:t xml:space="preserve">, một công cụ trích xuất bán tự động chuyên biệt cho quan hệ I-P do tác giả xây dựng (đã lập hồ sơ đăng ký quyền tác giả tại Cục Bản quyền Tác giả Việt Nam). M-AIDA vận hành theo nguyên lý</w:t>
+        <w:t xml:space="preserve">, một công cụ trích xuất bán tự động cho quan hệ I-P do tác giả xây dựng (đã lập hồ sơ đăng ký quyền tác giả tại Cục Bản quyền Tác giả Việt Nam). M-AIDA vận hành theo nguyên lý</w:t>
       </w:r>
       <w:r>
         <w:t xml:space="preserve"> </w:t>
@@ -3967,7 +3967,7 @@
         <w:t xml:space="preserve"> </w:t>
       </w:r>
       <w:r>
-        <w:t xml:space="preserve">trích xuất kèm đoạn trích nguồn nguyên văn; nghiên cứu sinh chủ trì bắt buộc rà soát, hiệu chỉnh và xác nhận từng đại lượng, sau đó bản ghi mới được</w:t>
+        <w:t xml:space="preserve">trích xuất kèm đoạn trích nguồn nguyên văn; nghiên cứu sinh chủ trì rà soát, hiệu chỉnh và xác nhận từng đại lượng, sau đó bản ghi mới được</w:t>
       </w:r>
       <w:r>
         <w:t xml:space="preserve"> </w:t>
@@ -3983,7 +3983,7 @@
         <w:t xml:space="preserve"> </w:t>
       </w:r>
       <w:r>
-        <w:t xml:space="preserve">kèm dấu thời gian để bảo đảm vết kiểm toán và khả năng tái lập. Tự động hóa rút ngắn thời gian, còn con người chịu trách nhiệm cuối cùng về tính hợp lệ của từng số liệu; do đó kết quả phân tích tổng hợp không lệ thuộc vào tính tự động của phần mềm.</w:t>
+        <w:t xml:space="preserve">kèm dấu thời gian, tạo vết kiểm toán cho từng quyết định trích xuất. Tự động hóa nhằm rút ngắn thời gian, còn con người giữ trách nhiệm cuối cùng về tính hợp lệ của từng số liệu; nhờ vậy, kết quả phân tích tổng hợp không phụ thuộc vào mức độ tự động hóa của phần mềm. Vì bước trích xuất bằng mô hình ngôn ngữ lớn không mang tính tất định — cùng một đầu vào có thể cho kết quả khác nhau — khả năng tái lập của nghiên cứu không dựa trên việc chạy lại công cụ mà dựa trên tập dữ liệu đã được kiểm chứng và khóa, công bố công khai trên OSF (https://osf.io/z37kn).</w:t>
       </w:r>
     </w:p>
     <w:p>
@@ -4606,7 +4606,7 @@
         <w:t xml:space="preserve"> </w:t>
       </w:r>
       <w:r>
-        <w:t xml:space="preserve">đều bị loại. Quy trình mã hóa và độ tin cậy liên mã hóa viên (Cohen’s</w:t>
+        <w:t xml:space="preserve">đều bị loại. Quy trình mã hóa và đánh giá độ tin cậy liên mã hóa viên giữa hai người (theo ngưỡng tiền đăng ký Cohen’s</w:t>
       </w:r>
       <w:r>
         <w:t xml:space="preserve"> </w:t>

--- a/dist/HO_SO_NOP/01_LUAN_AN/LUAN_AN_FULL_vi.docx
+++ b/dist/HO_SO_NOP/01_LUAN_AN/LUAN_AN_FULL_vi.docx
@@ -4001,7 +4001,7 @@
         <w:t xml:space="preserve">không bền vững</w:t>
       </w:r>
       <w:r>
-        <w:t xml:space="preserve">: kiểm định nhạy cảm bỏ ô Frontier (k = 3) đưa omnibus về không có ý nghĩa (Q_M = 1,49, p = 0,68), cho thấy ở cấp văn liệu điều tiết thể chế trực tiếp (chủ hiệu ứng phân nhóm) là yếu. Tính ngữ cảnh thể chế của quan hệ I-P do đó được luận án kiểm định mạnh hơn ở cấp doanh nghiệp qua tương tác có điều kiện (Chương 4), nơi vai trò điều tiết của chế độ thể chế bộc lộ robust. phân tích tổng hợp cũng phát hiện thiên lệch xuất bản đáng kể: phương pháp trim-and-fill bổ khuyết 58 nghiên cứu còn thiếu, kéo tác động tổng hợp điều chỉnh xuống r = 0,035, vẫn dương nhưng bị suy giảm. Kết quả này vừa xác nhận tác động dương nhỏ và bền vững, vừa nhấn mạnh rằng giá trị thực sự của nghiên cứu I-P nằm ở việc giải thích dị biệt, chứ không phải ở việc đo lại hiệu ứng trung bình.</w:t>
+        <w:t xml:space="preserve">: kiểm định nhạy cảm bỏ ô Frontier (k = 3) đưa omnibus về không có ý nghĩa (Q_M = 1,49, p = 0,68), cho thấy ở cấp văn liệu điều tiết thể chế trực tiếp (chủ hiệu ứng phân nhóm) là yếu. Tính ngữ cảnh thể chế của quan hệ I-P do đó được luận án kiểm định mạnh hơn ở cấp doanh nghiệp qua tương tác có điều kiện (Chương 4), nơi vai trò điều tiết của chế độ thể chế bộc lộ vững chắc. phân tích tổng hợp cũng phát hiện thiên lệch xuất bản đáng kể: phương pháp trim-and-fill bổ khuyết 58 nghiên cứu còn thiếu, kéo tác động tổng hợp điều chỉnh xuống r = 0,035, vẫn dương nhưng bị suy giảm. Kết quả này vừa xác nhận tác động dương nhỏ và bền vững, vừa nhấn mạnh rằng giá trị thực sự của nghiên cứu I-P nằm ở việc giải thích dị biệt, chứ không phải ở việc đo lại hiệu ứng trung bình.</w:t>
       </w:r>
     </w:p>
     <w:bookmarkEnd w:id="56"/>
@@ -28536,7 +28536,7 @@
           <w:bCs/>
           <w:b/>
         </w:rPr>
-        <w:t xml:space="preserve">điều tiết thể chế trực tiếp dưới dạng hiệu ứng chính phân nhóm là yếu và không robust</w:t>
+        <w:t xml:space="preserve">điều tiết thể chế trực tiếp dưới dạng hiệu ứng chính phân nhóm là yếu và không vững chắc</w:t>
       </w:r>
       <w:r>
         <w:t xml:space="preserve">. Đây không phải hạn chế làm suy yếu luận án, mà chính là khoảng trống định hướng cho phần tiếp theo: tính ngữ cảnh thể chế của quan hệ I-P không bộc lộ qua việc gộp chủ hiệu ứng phân nhóm ở cấp văn liệu, mà chỉ hiện ra khi mô hình hóa</w:t>
@@ -29400,7 +29400,7 @@
         <w:t xml:space="preserve"> </w:t>
       </w:r>
       <w:r>
-        <w:t xml:space="preserve">cung cấp bằng chứng robust về một dải biến thiên thể chế đơn điệu, cũng không về điều tiết thể chế trực tiếp nói chung; điều vững chắc duy nhất là hiệu ứng I-P dương nhỏ tương đối đồng nhất giữa các chế độ đông dữ liệu. Khoảng trống này được lấp ở cấp doanh nghiệp: phân tích đa quốc gia (Mục 4.3) cho thấy ICRV điều tiết quan hệ I-P một cách</w:t>
+        <w:t xml:space="preserve">cung cấp bằng chứng vững chắc về một dải biến thiên thể chế đơn điệu, cũng không về điều tiết thể chế trực tiếp nói chung; điều vững chắc duy nhất là hiệu ứng I-P dương nhỏ tương đối đồng nhất giữa các chế độ đông dữ liệu. Khoảng trống này được lấp ở cấp doanh nghiệp: phân tích đa quốc gia (Mục 4.3) cho thấy ICRV điều tiết quan hệ I-P một cách</w:t>
       </w:r>
       <w:r>
         <w:t xml:space="preserve"> </w:t>
@@ -29648,7 +29648,7 @@
         <w:t xml:space="preserve"> </w:t>
       </w:r>
       <w:r>
-        <w:t xml:space="preserve">ở cấp văn liệu. Mẫu hình thống nhất này — không một chủ hiệu ứng điều tiết nào (thể chế hay số) robust ở cấp tổng hợp — chính là cơ sở để chuyển sang đặc tả</w:t>
+        <w:t xml:space="preserve">ở cấp văn liệu. Mẫu hình thống nhất này — không một chủ hiệu ứng điều tiết nào (thể chế hay số) vững chắc ở cấp tổng hợp — chính là cơ sở để chuyển sang đặc tả</w:t>
       </w:r>
       <w:r>
         <w:t xml:space="preserve"> </w:t>
@@ -31018,7 +31018,7 @@
         <w:t xml:space="preserve"> </w:t>
       </w:r>
       <w:r>
-        <w:t xml:space="preserve">của hình chữ U ngược chứ không phải một gradient điểm uốn đơn điệu: độ cong sâu dần khi chất lượng thể chế suy giảm, làm hình phạt sau đỉnh gay gắt hơn ở các chế độ thể chế yếu (cận biên, SIDS), và phẳng dần về gần tuyến tính ở các chế độ tiên tiến.</w:t>
+        <w:t xml:space="preserve">của hình chữ U ngược chứ không phải một dải biến thiên điểm uốn đơn điệu: độ cong sâu dần khi chất lượng thể chế suy giảm, làm hình phạt sau đỉnh gay gắt hơn ở các chế độ thể chế yếu (cận biên, SIDS), và phẳng dần về gần tuyến tính ở các chế độ tiên tiến.</w:t>
       </w:r>
     </w:p>
     <w:p>
@@ -31086,7 +31086,7 @@
           <w:bCs/>
           <w:b/>
         </w:rPr>
-        <w:t xml:space="preserve">robust</w:t>
+        <w:t xml:space="preserve">vững chắc</w:t>
       </w:r>
       <w:r>
         <w:t xml:space="preserve"> </w:t>
@@ -31196,7 +31196,7 @@
         <w:t xml:space="preserve">bổ sung chứ không trùng lặp</w:t>
       </w:r>
       <w:r>
-        <w:t xml:space="preserve">: đặc tả có điều kiện (tương tác) ở cấp doanh nghiệp làm lộ ra vai trò điều tiết của chế độ thể chế mà việc gộp chủ hiệu ứng phân nhóm ở cấp tổng hợp không phát hiện được một cách robust. Đây chính là giá trị gia tăng cốt lõi của phân tích sơ cấp 45 nền kinh tế so với tổng hợp văn liệu hiện có, và là lý do biện minh cho việc luận án không dừng ở meta-analysis mà tiến đến mô hình hóa tương tác ở cấp vi mô.</w:t>
+        <w:t xml:space="preserve">: đặc tả có điều kiện (tương tác) ở cấp doanh nghiệp làm lộ ra vai trò điều tiết của chế độ thể chế mà việc gộp chủ hiệu ứng phân nhóm ở cấp tổng hợp không phát hiện được một cách vững chắc. Đây chính là giá trị gia tăng cốt lõi của phân tích sơ cấp 45 nền kinh tế so với tổng hợp văn liệu hiện có, và là lý do biện minh cho việc luận án không dừng ở meta-analysis mà tiến đến mô hình hóa tương tác ở cấp vi mô.</w:t>
       </w:r>
     </w:p>
     <w:bookmarkEnd w:id="122"/>
@@ -37168,7 +37168,7 @@
         <w:t xml:space="preserve"> </w:t>
       </w:r>
       <w:r>
-        <w:t xml:space="preserve">của hình chữ U ngược chứ không phải một gradient điểm uốn đơn điệu: độ cong sâu dần khi chất lượng thể chế suy giảm, làm hình phạt sau đỉnh gay gắt hơn ở chế độ cận biên và dễ tổn thương, và phẳng dần về gần tuyến tính ở chế độ tiên tiến.</w:t>
+        <w:t xml:space="preserve">của hình chữ U ngược chứ không phải một dải biến thiên điểm uốn đơn điệu: độ cong sâu dần khi chất lượng thể chế suy giảm, làm hình phạt sau đỉnh gay gắt hơn ở chế độ cận biên và dễ tổn thương, và phẳng dần về gần tuyến tính ở chế độ tiên tiến.</w:t>
       </w:r>
     </w:p>
     <w:p>
@@ -38189,7 +38189,7 @@
               </m:r>
             </m:oMath>
             <w:r>
-              <w:t xml:space="preserve">): điều tiết thể chế chỉ bộc lộ robust khi mô hình hóa tương tác, không phải khi so sánh chủ hiệu ứng phân nhóm. Cơ chế là độ cong/biên độ (sâu dần khi thể chế suy giảm), không phải dịch chuyển điểm uốn đơn điệu</w:t>
+              <w:t xml:space="preserve">): điều tiết thể chế chỉ bộc lộ vững chắc khi mô hình hóa tương tác, không phải khi so sánh chủ hiệu ứng phân nhóm. Cơ chế là độ cong/biên độ (sâu dần khi thể chế suy giảm), không phải dịch chuyển điểm uốn đơn điệu</w:t>
             </w:r>
           </w:p>
         </w:tc>
@@ -42387,7 +42387,7 @@
         <w:pStyle w:val="FirstParagraph"/>
       </w:pPr>
       <w:r>
-        <w:t xml:space="preserve">Về lý thuyết, luận án đóng góp vào ba dòng nghiên cứu. Với dòng phân tích tổng hợp về quan hệ I-P, luận án phân tách cấu trúc dị biệt và cho thấy điều tiết thể chế trực tiếp ở cấp văn liệu là yếu/không bền vững, trong khi vai trò điều tiết của ICRV chỉ bộc lộ robust ở cấp doanh nghiệp qua tương tác có điều kiện. Với dòng nghiên cứu về năng lực số, luận án làm rõ rằng DAI là nguồn lực tình huống chứ không phải năng lực nền tảng. Và với dòng nghiên cứu về quốc tế hóa và các nền kinh tế đảo nhỏ, luận án đặt tên cùng cung cấp bằng chứng đầu tiên cho FIP.</w:t>
+        <w:t xml:space="preserve">Về lý thuyết, luận án đóng góp vào ba dòng nghiên cứu. Với dòng phân tích tổng hợp về quan hệ I-P, luận án phân tách cấu trúc dị biệt và cho thấy điều tiết thể chế trực tiếp ở cấp văn liệu là yếu/không bền vững, trong khi vai trò điều tiết của ICRV chỉ bộc lộ vững chắc ở cấp doanh nghiệp qua tương tác có điều kiện. Với dòng nghiên cứu về năng lực số, luận án làm rõ rằng DAI là nguồn lực tình huống chứ không phải năng lực nền tảng. Và với dòng nghiên cứu về quốc tế hóa và các nền kinh tế đảo nhỏ, luận án đặt tên cùng cung cấp bằng chứng đầu tiên cho FIP.</w:t>
       </w:r>
     </w:p>
     <w:p>
